--- a/workshop-site/labs/Lab 01 - Participant.docx
+++ b/workshop-site/labs/Lab 01 - Participant.docx
@@ -524,7 +524,7 @@
         <w:t xml:space="preserve">2. </w:t>
       </w:r>
       <w:r>
-        <w:t>In the Object Manager list, find Case and click the label.</w:t>
+        <w:t>In the Object Manager list, find Case and click the label (the Object Manager list also includes Case Comment, Case Contact Role, and other Case-related objects; you want the plain "Case").</w:t>
       </w:r>
     </w:p>
     <w:p>
@@ -569,7 +569,7 @@
         <w:t xml:space="preserve">5. </w:t>
       </w:r>
       <w:r>
-        <w:t>Click back to Fields &amp; Relationships then click Type. Scroll down to the "Case Type Picklist Values" section. Notice the existing values already include MTA's transit values. These were pre-deployed for time. We'll tour them in Part 2.2.</w:t>
+        <w:t>Click back to Fields &amp; Relationships. Priority stays open here (you'll return to it in Part 2.1). You'll tour the Type picklist in Part 2.2.</w:t>
       </w:r>
     </w:p>
     <w:p>
@@ -700,10 +700,7 @@
         <w:ind w:left="680" w:hanging="227"/>
       </w:pPr>
       <w:r>
-        <w:t xml:space="preserve">• </w:t>
-      </w:r>
-      <w:r>
-        <w:t>P1 - Critical</w:t>
+        <w:t xml:space="preserve">• P1 - Critical</w:t>
       </w:r>
     </w:p>
     <w:p>
@@ -712,10 +709,7 @@
         <w:ind w:left="680" w:hanging="227"/>
       </w:pPr>
       <w:r>
-        <w:t xml:space="preserve">• </w:t>
-      </w:r>
-      <w:r>
-        <w:t>P2 - High</w:t>
+        <w:t xml:space="preserve">• P2 - High</w:t>
       </w:r>
     </w:p>
     <w:p>
@@ -724,10 +718,7 @@
         <w:ind w:left="680" w:hanging="227"/>
       </w:pPr>
       <w:r>
-        <w:t xml:space="preserve">• </w:t>
-      </w:r>
-      <w:r>
-        <w:t>P3 - Medium</w:t>
+        <w:t xml:space="preserve">• P3 - Medium</w:t>
       </w:r>
     </w:p>
     <w:p>
@@ -736,10 +727,7 @@
         <w:ind w:left="680" w:hanging="227"/>
       </w:pPr>
       <w:r>
-        <w:t xml:space="preserve">• </w:t>
-      </w:r>
-      <w:r>
-        <w:t>P4 - Low</w:t>
+        <w:t xml:space="preserve">• P4 - Low</w:t>
       </w:r>
     </w:p>
     <w:p>
@@ -785,7 +773,7 @@
         <w:t xml:space="preserve">5. </w:t>
       </w:r>
       <w:r>
-        <w:t>You're back on the Priority detail page. Now deactivate the existing values you no longer want:</w:t>
+        <w:t>You're back on the Priority detail page. First, set P3 - Medium as the default: find P3 - Medium in the Active Values section, click Edit, check the Default checkbox, then Save. Then deactivate the existing values you no longer want:</w:t>
       </w:r>
     </w:p>
     <w:p>
@@ -794,10 +782,7 @@
         <w:ind w:left="680" w:hanging="227"/>
       </w:pPr>
       <w:r>
-        <w:t xml:space="preserve">• </w:t>
-      </w:r>
-      <w:r>
-        <w:t>Click Deactivate next to High then confirm.</w:t>
+        <w:t xml:space="preserve">• Click Deactivate next to High then confirm.</w:t>
       </w:r>
     </w:p>
     <w:p>
@@ -806,10 +791,7 @@
         <w:ind w:left="680" w:hanging="227"/>
       </w:pPr>
       <w:r>
-        <w:t xml:space="preserve">• </w:t>
-      </w:r>
-      <w:r>
-        <w:t>Click Deactivate next to Medium then confirm.</w:t>
+        <w:t xml:space="preserve">• Click Deactivate next to Medium then confirm.</w:t>
       </w:r>
     </w:p>
     <w:p>
@@ -818,10 +800,7 @@
         <w:ind w:left="680" w:hanging="227"/>
       </w:pPr>
       <w:r>
-        <w:t xml:space="preserve">• </w:t>
-      </w:r>
-      <w:r>
-        <w:t>Click Deactivate next to Low then confirm.</w:t>
+        <w:t xml:space="preserve">• Click Deactivate next to Low then confirm.</w:t>
       </w:r>
     </w:p>
     <w:p>
@@ -837,7 +816,7 @@
         <w:t xml:space="preserve">Watch out: </w:t>
       </w:r>
       <w:r>
-        <w:t>Deactivating a value that's referenced by existing records is allowed. Salesforce keeps those records intact, marks the value with an asterisk in the picklist editor, and continues to display it on existing records. New records can no longer pick the deactivated values.</w:t>
+        <w:t>Click Deactivate once, confirm, and wait for the value to move to Inactive Values. Clicking again before it finishes causes a "modified by another user" or "page no longer exists" error. Deactivating a value that's referenced by existing records is allowed. Salesforce keeps those records intact, marks the value with an asterisk in the picklist editor, and continues to display it on existing records. New records can no longer pick the deactivated values.</w:t>
       </w:r>
     </w:p>
     <w:p>
@@ -852,7 +831,7 @@
         <w:t xml:space="preserve">6. </w:t>
       </w:r>
       <w:r>
-        <w:t>Now set P3 - Medium as the default. Find P3 - Medium in the Active Values section then click Edit then check the Default checkbox then Save.</w:t>
+        <w:t>Verify P3 - Medium shows as the default in the Active Values section (an asterisk or (default) marker).</w:t>
       </w:r>
     </w:p>
     <w:p>
@@ -900,7 +879,7 @@
         <w:t xml:space="preserve">1. </w:t>
       </w:r>
       <w:r>
-        <w:t>Scroll to the Case Type Picklist Values section.</w:t>
+        <w:t>Navigate to Setup &gt; Object Manager &gt; Case &gt; Fields &amp; Relationships &gt; Type if you're not already there. Scroll to the Case Type Picklist Values section.</w:t>
       </w:r>
     </w:p>
     <w:p>
@@ -996,7 +975,7 @@
         <w:t xml:space="preserve">1. </w:t>
       </w:r>
       <w:r>
-        <w:t>Click the New button.</w:t>
+        <w:t>In Fields &amp; Relationships, click the New button (top-right of the field list).</w:t>
       </w:r>
     </w:p>
     <w:p>
@@ -1226,7 +1205,7 @@
     </w:p>
     <w:p>
       <w:r>
-        <w:t>Case Record Types require a Support Process. Salesforce uses this to control which Status values are valid for the Record Type.</w:t>
+        <w:t>Case Record Types require a Support Process. Salesforce uses this to control which Status values are valid for the Record Type. Navigate to Setup &gt; Quick Find &gt; Support Processes (not in Object Manager).</w:t>
       </w:r>
     </w:p>
     <w:p>
@@ -1546,7 +1525,7 @@
         <w:t xml:space="preserve">Watch out: </w:t>
       </w:r>
       <w:r>
-        <w:t>The default is zero profiles having access. If you don't explicitly check System Administrator here, you'll build the Record Type but won't be able to use it anywhere.</w:t>
+        <w:t>In this org every profile is checked by default. Clear the Make Available header checkbox to deselect all, then check only the row for System Administrator.</w:t>
       </w:r>
     </w:p>
     <w:p>
@@ -2140,10 +2119,7 @@
         <w:ind w:left="680" w:hanging="227"/>
       </w:pPr>
       <w:r>
-        <w:t xml:space="preserve">• </w:t>
-      </w:r>
-      <w:r>
-        <w:t>Type</w:t>
+        <w:t xml:space="preserve">• Type</w:t>
       </w:r>
     </w:p>
     <w:p>
@@ -2152,10 +2128,7 @@
         <w:ind w:left="680" w:hanging="227"/>
       </w:pPr>
       <w:r>
-        <w:t xml:space="preserve">• </w:t>
-      </w:r>
-      <w:r>
-        <w:t>Priority</w:t>
+        <w:t xml:space="preserve">• Priority</w:t>
       </w:r>
     </w:p>
     <w:p>
@@ -2164,10 +2137,7 @@
         <w:ind w:left="680" w:hanging="227"/>
       </w:pPr>
       <w:r>
-        <w:t xml:space="preserve">• </w:t>
-      </w:r>
-      <w:r>
-        <w:t>Status</w:t>
+        <w:t xml:space="preserve">• Status</w:t>
       </w:r>
     </w:p>
     <w:p>
@@ -2176,10 +2146,7 @@
         <w:ind w:left="680" w:hanging="227"/>
       </w:pPr>
       <w:r>
-        <w:t xml:space="preserve">• </w:t>
-      </w:r>
-      <w:r>
-        <w:t>Reported Date/Time</w:t>
+        <w:t xml:space="preserve">• Reported Date/Time</w:t>
       </w:r>
     </w:p>
     <w:p>
@@ -2188,10 +2155,7 @@
         <w:ind w:left="680" w:hanging="227"/>
       </w:pPr>
       <w:r>
-        <w:t xml:space="preserve">• </w:t>
-      </w:r>
-      <w:r>
-        <w:t>Asset</w:t>
+        <w:t xml:space="preserve">• Asset</w:t>
       </w:r>
     </w:p>
     <w:p>
@@ -2389,7 +2353,7 @@
         <w:t xml:space="preserve">2. </w:t>
       </w:r>
       <w:r>
-        <w:t>For each related list EXCEPT Case Comments, Case History, Attachments, and Work Orders, hover over it and click the minus icon to remove it from the layout.</w:t>
+        <w:t>For each related list EXCEPT Case Comments, Case History, and Attachments, hover over it and click the minus icon to remove it from the layout.</w:t>
       </w:r>
     </w:p>
     <w:p>
@@ -2493,10 +2457,7 @@
         <w:ind w:left="680" w:hanging="227"/>
       </w:pPr>
       <w:r>
-        <w:t xml:space="preserve">• </w:t>
-      </w:r>
-      <w:r>
-        <w:t>Case Number</w:t>
+        <w:t xml:space="preserve">• Case Number</w:t>
       </w:r>
     </w:p>
     <w:p>
@@ -2505,10 +2466,7 @@
         <w:ind w:left="680" w:hanging="227"/>
       </w:pPr>
       <w:r>
-        <w:t xml:space="preserve">• </w:t>
-      </w:r>
-      <w:r>
-        <w:t>Type</w:t>
+        <w:t xml:space="preserve">• Type</w:t>
       </w:r>
     </w:p>
     <w:p>
@@ -2517,10 +2475,7 @@
         <w:ind w:left="680" w:hanging="227"/>
       </w:pPr>
       <w:r>
-        <w:t xml:space="preserve">• </w:t>
-      </w:r>
-      <w:r>
-        <w:t>Priority</w:t>
+        <w:t xml:space="preserve">• Priority</w:t>
       </w:r>
     </w:p>
     <w:p>
@@ -2529,10 +2484,7 @@
         <w:ind w:left="680" w:hanging="227"/>
       </w:pPr>
       <w:r>
-        <w:t xml:space="preserve">• </w:t>
-      </w:r>
-      <w:r>
-        <w:t>Status</w:t>
+        <w:t xml:space="preserve">• Status</w:t>
       </w:r>
     </w:p>
     <w:p>
@@ -2541,10 +2493,7 @@
         <w:ind w:left="680" w:hanging="227"/>
       </w:pPr>
       <w:r>
-        <w:t xml:space="preserve">• </w:t>
-      </w:r>
-      <w:r>
-        <w:t>Reported Date/Time</w:t>
+        <w:t xml:space="preserve">• Reported Date/Time</w:t>
       </w:r>
     </w:p>
     <w:p>
@@ -2974,7 +2923,7 @@
         <w:t xml:space="preserve">3. </w:t>
       </w:r>
       <w:r>
-        <w:t>Drag Reported Date/Time onto the canvas. A natural placement is inside the existing Case Details section (if present) or at the top of the main field section.</w:t>
+        <w:t>Confirm Reported Date/Time is already on the canvas (Part 3.1's field wizard may have added it automatically). If it's not there, drag it onto the canvas. A natural placement is inside the existing Case Details section (if present) or at the top of the main field section.</w:t>
       </w:r>
     </w:p>
     <w:p>
@@ -3016,7 +2965,7 @@
         <w:t xml:space="preserve">2. </w:t>
       </w:r>
       <w:r>
-        <w:t>Drag Resolution Notes onto the canvas. Place it near the bottom of the main field area (below Description or in a resolution-related section).</w:t>
+        <w:t>Confirm Resolution Notes is already on the canvas (Part 3.2's field wizard may have added it automatically). If it's not there, drag it onto the canvas. Place it near the bottom of the main field area (below Description or in a resolution-related section).</w:t>
       </w:r>
     </w:p>
     <w:p>
@@ -3238,7 +3187,7 @@
         <w:t xml:space="preserve">Golden Record spec: </w:t>
       </w:r>
       <w:r>
-        <w:t>Your Golden Record will have: Record Type = NYCT, Priority = P3 - Medium, Status = New, Type = Track Defect, Case Origin = Phone, Reported Date/Time = (auto), Subject = "Golden Record: Workshop reference case", Contact Name = (one of your workshop org's contacts; agency-aligned contacts like Marcus Chen, Priya Patel, Elena Rodriguez, or James O'Brien are pre-populated if available), Account Name = "MTA New York City Transit".</w:t>
+        <w:t>Your Golden Record will have: Record Type = NYCT, Priority = P3 - Medium, Status = New, Type = Track Defect, Case Origin = Phone, Reported Date/Time = (auto), Subject = "Golden Record: Workshop reference case", Contact Name = (any contact from your workshop org; Lab 1.5 later loads MTA agency-aligned contacts: Marcus Chen for NYCT, Priya Patel for LIRR, Elena Rodriguez for MNR, James O'Brien for B&amp;T), Account Name = "MTA New York City Transit".</w:t>
       </w:r>
     </w:p>
     <w:p>
@@ -3463,7 +3412,7 @@
         <w:t xml:space="preserve">9. </w:t>
       </w:r>
       <w:r>
-        <w:t>Contact Name: click into the field. Type a few letters and let the picker suggest. Pick any contact from the list. (Your workshop org includes sample contacts. If you'd like your Golden Record to feel MTA-specific, pick one of the agency-aligned contacts pre-populated for you: names like Marcus Chen, Priya Patel, Elena Rodriguez, or James O'Brien.)</w:t>
+        <w:t>Contact Name: click into the field. Type a few letters and let the picker suggest. Right now the org has no MTA-specific contacts (Lab 1.5 loads them later). Pick any contact from the list for now. After Lab 1.5 runs, you can switch this field to an MTA agency-aligned contact: Marcus Chen (NYCT), Priya Patel (LIRR), Elena Rodriguez (MNR), or James O'Brien (B&amp;T).)</w:t>
       </w:r>
     </w:p>
     <w:p>
@@ -3549,10 +3498,7 @@
         <w:ind w:left="680" w:hanging="227"/>
       </w:pPr>
       <w:r>
-        <w:t xml:space="preserve">• </w:t>
-      </w:r>
-      <w:r>
-        <w:t>Priority shows P3 - Medium (proves Priority customization)</w:t>
+        <w:t xml:space="preserve">• Priority shows P3 - Medium (proves Priority customization)</w:t>
       </w:r>
     </w:p>
     <w:p>
@@ -3561,10 +3507,7 @@
         <w:ind w:left="680" w:hanging="227"/>
       </w:pPr>
       <w:r>
-        <w:t xml:space="preserve">• </w:t>
-      </w:r>
-      <w:r>
-        <w:t>Type shows Track Defect, and the picklist is restricted to the six NYCT values if you click Edit (proves Type customization + per-Record-Type restriction)</w:t>
+        <w:t xml:space="preserve">• Type shows Track Defect, and the picklist is restricted to the six NYCT values if you click Edit (proves Type customization + per-Record-Type restriction)</w:t>
       </w:r>
     </w:p>
     <w:p>
@@ -3573,10 +3516,7 @@
         <w:ind w:left="680" w:hanging="227"/>
       </w:pPr>
       <w:r>
-        <w:t xml:space="preserve">• </w:t>
-      </w:r>
-      <w:r>
-        <w:t>Reported Date/Time is populated and visible on the canvas (proves Part 9 placed it correctly)</w:t>
+        <w:t xml:space="preserve">• Reported Date/Time is populated and visible on the canvas (proves Part 9 placed it correctly)</w:t>
       </w:r>
     </w:p>
     <w:p>
@@ -3585,10 +3525,7 @@
         <w:ind w:left="680" w:hanging="227"/>
       </w:pPr>
       <w:r>
-        <w:t xml:space="preserve">• </w:t>
-      </w:r>
-      <w:r>
-        <w:t>Resolution Notes is visible on the canvas but empty (proves Part 9 placed it correctly)</w:t>
+        <w:t xml:space="preserve">• Resolution Notes is visible on the canvas but empty (proves Part 9 placed it correctly)</w:t>
       </w:r>
     </w:p>
     <w:p>
@@ -3597,10 +3534,7 @@
         <w:ind w:left="680" w:hanging="227"/>
       </w:pPr>
       <w:r>
-        <w:t xml:space="preserve">• </w:t>
-      </w:r>
-      <w:r>
-        <w:t>Contact Name is populated with the contact you chose</w:t>
+        <w:t xml:space="preserve">• Contact Name is populated with the contact you chose</w:t>
       </w:r>
     </w:p>
     <w:p>
@@ -3609,10 +3543,7 @@
         <w:ind w:left="680" w:hanging="227"/>
       </w:pPr>
       <w:r>
-        <w:t xml:space="preserve">• </w:t>
-      </w:r>
-      <w:r>
-        <w:t>Account Name shows MTA New York City Transit</w:t>
+        <w:t xml:space="preserve">• Account Name shows MTA New York City Transit</w:t>
       </w:r>
     </w:p>
     <w:p>

--- a/workshop-site/labs/Lab 01 - Participant.docx
+++ b/workshop-site/labs/Lab 01 - Participant.docx
@@ -2249,7 +2249,7 @@
         <w:t xml:space="preserve">Why this matters: </w:t>
       </w:r>
       <w:r>
-        <w:t>Lab 2 will use the Related List - Single Lightning component to surface Case Comments on the Lightning record page. For that component to find Case Comments, it must be present in this layout's Related Lists section first.</w:t>
+        <w:t>Lab 2 will use the Related List - Single Lightning component to surface the Contact's other Cases on the Lightning record page (on a dedicated Other Related Cases tab). For that component to find Case Comments, it must be present in this layout's Related Lists section first.</w:t>
       </w:r>
     </w:p>
     <w:p>

--- a/workshop-site/labs/Lab 01 - Participant.docx
+++ b/workshop-site/labs/Lab 01 - Participant.docx
@@ -25,7 +25,7 @@
           <w:color w:val="6A6A6A"/>
           <w:sz w:val="20"/>
         </w:rPr>
-        <w:t>ServicePulse 360 Workshop v0.7 (revision 10) | Estimated time: 104 minutes | You will create the ServicePulse 360 Lightning App, customize the standard Salesforce Case object (Priority field, Type field) for MTA's multi-agency operations, add two custom fields where standard genuinely can't fit, place those fields on the Lightning record page via Dynamic Forms, and finish by creating a Golden Record you'll use throughout the rest of the workshop.</w:t>
+        <w:t>ServicePulse 360 Workshop v0.7 (revision 11) | Estimated time: 104 minutes | You will create the ServicePulse 360 Lightning App, customize the standard Salesforce Case object (Priority field, Type field) for MTA's multi-agency operations, add two custom fields where standard genuinely can't fit, place those fields on the Lightning record page via Dynamic Forms, and finish by creating a Golden Record you'll use throughout the rest of the workshop.</w:t>
       </w:r>
     </w:p>
     <w:p>
@@ -343,7 +343,7 @@
         <w:t xml:space="preserve">1. </w:t>
       </w:r>
       <w:r>
-        <w:t>On the Lightning Experience App Manager page, click New Lightning App (top-right).</w:t>
+        <w:t>On the Lightning Experience App Manager page, click New App (top-right) then select New Lightning App from the menu.</w:t>
       </w:r>
     </w:p>
     <w:p>
@@ -461,6 +461,21 @@
       </w:r>
       <w:r>
         <w:t>Search ServicePulse 360 and click the result. The ServicePulse 360 app opens.</w:t>
+      </w:r>
+    </w:p>
+    <w:p>
+      <w:pPr>
+        <w:spacing w:after="40"/>
+        <w:ind w:left="340" w:hanging="340"/>
+      </w:pPr>
+      <w:r>
+        <w:rPr>
+          <w:b/>
+        </w:rPr>
+        <w:t xml:space="preserve">3. </w:t>
+      </w:r>
+      <w:r>
+        <w:t>Right-click the App Launcher (nine-dot grid), click View All, find ServicePulse 360 in the Apps list, then drag it to the top of the list so it's easy to find from Setup and other pages.</w:t>
       </w:r>
     </w:p>
     <w:p>
@@ -524,7 +539,7 @@
         <w:t xml:space="preserve">2. </w:t>
       </w:r>
       <w:r>
-        <w:t>In the Object Manager list, find Case and click the label (the Object Manager list also includes Case Comment, Case Contact Role, and other Case-related objects; you want the plain "Case").</w:t>
+        <w:t>In the Object Manager list, find Case and click the label. Tip: use the Quick Find box at the top of the Object Manager list to filter to 'Case' instead of scrolling.</w:t>
       </w:r>
     </w:p>
     <w:p>
@@ -569,7 +584,7 @@
         <w:t xml:space="preserve">5. </w:t>
       </w:r>
       <w:r>
-        <w:t>Click back to Fields &amp; Relationships. Priority stays open here (you'll return to it in Part 2.1). You'll tour the Type picklist in Part 2.2.</w:t>
+        <w:t>Click back to Fields &amp; Relationships then click Type. Scroll down to the "Case Type Picklist Values" section. Notice the existing values already include MTA's transit values. These were pre-deployed for time. We'll tour them in Part 2.2.</w:t>
       </w:r>
     </w:p>
     <w:p>
@@ -618,7 +633,7 @@
     </w:p>
     <w:p>
       <w:r>
-        <w:t>Same physical interface as adding a new picklist field, but instead of creating a new field, you're modifying the values on an existing standard one. This is the most common Salesforce admin task: configure standard fields to match the business.</w:t>
+        <w:t>Navigation: From Setup, use the Quick Find box to search 'Object Manager', click it, then find Case and click it. Click Fields &amp; Relationships in the left sidebar. You'll land on the field list where you can click Priority (Part 2.1) and Type (Part 2.2).</w:t>
       </w:r>
     </w:p>
     <w:p>
@@ -700,7 +715,10 @@
         <w:ind w:left="680" w:hanging="227"/>
       </w:pPr>
       <w:r>
-        <w:t xml:space="preserve">• P1 - Critical</w:t>
+        <w:t xml:space="preserve">• </w:t>
+      </w:r>
+      <w:r>
+        <w:t>P1 - Critical</w:t>
       </w:r>
     </w:p>
     <w:p>
@@ -709,7 +727,10 @@
         <w:ind w:left="680" w:hanging="227"/>
       </w:pPr>
       <w:r>
-        <w:t xml:space="preserve">• P2 - High</w:t>
+        <w:t xml:space="preserve">• </w:t>
+      </w:r>
+      <w:r>
+        <w:t>P2 - High</w:t>
       </w:r>
     </w:p>
     <w:p>
@@ -718,7 +739,10 @@
         <w:ind w:left="680" w:hanging="227"/>
       </w:pPr>
       <w:r>
-        <w:t xml:space="preserve">• P3 - Medium</w:t>
+        <w:t xml:space="preserve">• </w:t>
+      </w:r>
+      <w:r>
+        <w:t>P3 - Medium</w:t>
       </w:r>
     </w:p>
     <w:p>
@@ -727,7 +751,10 @@
         <w:ind w:left="680" w:hanging="227"/>
       </w:pPr>
       <w:r>
-        <w:t xml:space="preserve">• P4 - Low</w:t>
+        <w:t xml:space="preserve">• </w:t>
+      </w:r>
+      <w:r>
+        <w:t>P4 - Low</w:t>
       </w:r>
     </w:p>
     <w:p>
@@ -773,7 +800,22 @@
         <w:t xml:space="preserve">5. </w:t>
       </w:r>
       <w:r>
-        <w:t>You're back on the Priority detail page. First, set P3 - Medium as the default: find P3 - Medium in the Active Values section, click Edit, check the Default checkbox, then Save. Then deactivate the existing values you no longer want:</w:t>
+        <w:t>You're back on the Priority detail page. First, set P3 - Medium as the default: find P3 - Medium in the Active Values section, click Edit, check the Default checkbox, then Save.</w:t>
+      </w:r>
+    </w:p>
+    <w:p>
+      <w:pPr>
+        <w:spacing w:after="40"/>
+        <w:ind w:left="340" w:hanging="340"/>
+      </w:pPr>
+      <w:r>
+        <w:rPr>
+          <w:b/>
+        </w:rPr>
+        <w:t xml:space="preserve">6. </w:t>
+      </w:r>
+      <w:r>
+        <w:t>Now deactivate the three current defaults by clicking Deactivate next to each:</w:t>
       </w:r>
     </w:p>
     <w:p>
@@ -782,7 +824,10 @@
         <w:ind w:left="680" w:hanging="227"/>
       </w:pPr>
       <w:r>
-        <w:t xml:space="preserve">• Click Deactivate next to High then confirm.</w:t>
+        <w:t xml:space="preserve">• </w:t>
+      </w:r>
+      <w:r>
+        <w:t>Click Deactivate next to High then confirm.</w:t>
       </w:r>
     </w:p>
     <w:p>
@@ -791,7 +836,10 @@
         <w:ind w:left="680" w:hanging="227"/>
       </w:pPr>
       <w:r>
-        <w:t xml:space="preserve">• Click Deactivate next to Medium then confirm.</w:t>
+        <w:t xml:space="preserve">• </w:t>
+      </w:r>
+      <w:r>
+        <w:t>Click Deactivate next to Medium then confirm.</w:t>
       </w:r>
     </w:p>
     <w:p>
@@ -800,7 +848,10 @@
         <w:ind w:left="680" w:hanging="227"/>
       </w:pPr>
       <w:r>
-        <w:t xml:space="preserve">• Click Deactivate next to Low then confirm.</w:t>
+        <w:t xml:space="preserve">• </w:t>
+      </w:r>
+      <w:r>
+        <w:t>Click Deactivate next to Low then confirm.</w:t>
       </w:r>
     </w:p>
     <w:p>
@@ -816,22 +867,23 @@
         <w:t xml:space="preserve">Watch out: </w:t>
       </w:r>
       <w:r>
-        <w:t>Click Deactivate once, confirm, and wait for the value to move to Inactive Values. Clicking again before it finishes causes a "modified by another user" or "page no longer exists" error. Deactivating a value that's referenced by existing records is allowed. Salesforce keeps those records intact, marks the value with an asterisk in the picklist editor, and continues to display it on existing records. New records can no longer pick the deactivated values.</w:t>
-      </w:r>
-    </w:p>
-    <w:p>
-      <w:pPr>
-        <w:spacing w:after="40"/>
-        <w:ind w:left="340" w:hanging="340"/>
+        <w:t>Deactivations can take 15-30 seconds to register in the UI. If a value still appears in Active Values after you confirm Deactivate, refresh the page to see the updated state before deactivating the next one.</w:t>
+      </w:r>
+    </w:p>
+    <w:p>
+      <w:pPr>
+        <w:spacing w:before="80" w:after="80"/>
+        <w:ind w:left="227"/>
       </w:pPr>
       <w:r>
         <w:rPr>
           <w:b/>
+          <w:color w:val="B45F06"/>
         </w:rPr>
-        <w:t xml:space="preserve">6. </w:t>
-      </w:r>
-      <w:r>
-        <w:t>Verify P3 - Medium shows as the default in the Active Values section (an asterisk or (default) marker).</w:t>
+        <w:t xml:space="preserve">Watch out: </w:t>
+      </w:r>
+      <w:r>
+        <w:t>Deactivating a value that's referenced by existing records is allowed. Salesforce keeps those records intact, marks the value with an asterisk in the picklist editor, and continues to display it on existing records. New records can no longer pick the deactivated values.</w:t>
       </w:r>
     </w:p>
     <w:p>
@@ -879,7 +931,7 @@
         <w:t xml:space="preserve">1. </w:t>
       </w:r>
       <w:r>
-        <w:t>Navigate to Setup &gt; Object Manager &gt; Case &gt; Fields &amp; Relationships &gt; Type if you're not already there. Scroll to the Case Type Picklist Values section.</w:t>
+        <w:t>Navigate to Setup &gt; Object Manager &gt; Case &gt; Fields &amp; Relationships. In the field list, find and click the field named 'Type' (not any heading containing the word 'Type' — just click the row whose Field Label is 'Type').</w:t>
       </w:r>
     </w:p>
     <w:p>
@@ -894,7 +946,7 @@
         <w:t xml:space="preserve">2. </w:t>
       </w:r>
       <w:r>
-        <w:t>Look at the Case Type Picklist Values list. You should see 13 transit-specific values in the Active Values section: Track Defect, Station Incident, Train Delay, Signal Issue, MTA Police Response, Equipment Failure, Crossing Incident, Catenary Issue, Toll System Issue, Traffic Incident, E-ZPass Dispute, Bridge/Tunnel Closure, Maintenance Required.</w:t>
+        <w:t>Scroll to the Case Type Picklist Values section.</w:t>
       </w:r>
     </w:p>
     <w:p>
@@ -907,6 +959,21 @@
           <w:b/>
         </w:rPr>
         <w:t xml:space="preserve">3. </w:t>
+      </w:r>
+      <w:r>
+        <w:t>Look at the Case Type Picklist Values list. You should see 13 transit-specific values in the Active Values section: Track Defect, Station Incident, Train Delay, Signal Issue, MTA Police Response, Equipment Failure, Crossing Incident, Catenary Issue, Toll System Issue, Traffic Incident, E-ZPass Dispute, Bridge/Tunnel Closure, Maintenance Required.</w:t>
+      </w:r>
+    </w:p>
+    <w:p>
+      <w:pPr>
+        <w:spacing w:after="40"/>
+        <w:ind w:left="340" w:hanging="340"/>
+      </w:pPr>
+      <w:r>
+        <w:rPr>
+          <w:b/>
+        </w:rPr>
+        <w:t xml:space="preserve">4. </w:t>
       </w:r>
       <w:r>
         <w:t>Look at the Inactive Values list below. At minimum you'll see seven restaurant-themed values (Account &amp; Profile, Customer Order Issue, Delivery &amp; Driver Issue, Feedback &amp; Reviews, Merchant Operations, Platform / Technical Issue, Refund / Compensation), and possibly additional defaults depending on when your org was provisioned.</w:t>
@@ -975,7 +1042,7 @@
         <w:t xml:space="preserve">1. </w:t>
       </w:r>
       <w:r>
-        <w:t>In Fields &amp; Relationships, click the New button (top-right of the field list).</w:t>
+        <w:t>From the Case object, click Fields &amp; Relationships in the left sidebar if you aren't already there.</w:t>
       </w:r>
     </w:p>
     <w:p>
@@ -990,7 +1057,7 @@
         <w:t xml:space="preserve">2. </w:t>
       </w:r>
       <w:r>
-        <w:t>Choose Text Area (Long) then Next.</w:t>
+        <w:t>Click the New button.</w:t>
       </w:r>
     </w:p>
     <w:p>
@@ -1005,7 +1072,7 @@
         <w:t xml:space="preserve">3. </w:t>
       </w:r>
       <w:r>
-        <w:t>Field Label: Resolution Notes. Length: 32768. Visible Lines: 5.</w:t>
+        <w:t>Choose Text Area (Long) then Next.</w:t>
       </w:r>
     </w:p>
     <w:p>
@@ -1020,7 +1087,7 @@
         <w:t xml:space="preserve">4. </w:t>
       </w:r>
       <w:r>
-        <w:t>Description: Notes captured when the case is resolved.</w:t>
+        <w:t>Field Label: Resolution Notes. Length: 32768. Visible Lines: 5.</w:t>
       </w:r>
     </w:p>
     <w:p>
@@ -1033,6 +1100,21 @@
           <w:b/>
         </w:rPr>
         <w:t xml:space="preserve">5. </w:t>
+      </w:r>
+      <w:r>
+        <w:t>Description: Notes captured when the case is resolved.</w:t>
+      </w:r>
+    </w:p>
+    <w:p>
+      <w:pPr>
+        <w:spacing w:after="40"/>
+        <w:ind w:left="340" w:hanging="340"/>
+      </w:pPr>
+      <w:r>
+        <w:rPr>
+          <w:b/>
+        </w:rPr>
+        <w:t xml:space="preserve">6. </w:t>
       </w:r>
       <w:r>
         <w:t>Click Next then Next (FLS defaults) then Next (Page Layouts default) then Save &amp; New.</w:t>
@@ -1188,6 +1270,21 @@
         <w:t xml:space="preserve">1. </w:t>
       </w:r>
       <w:r>
+        <w:t>From the Case object's Fields &amp; Relationships list, click the field named 'Status' (the field is called 'Status' in the field list; don't confuse it with sections or picklists titled 'Case Status').</w:t>
+      </w:r>
+    </w:p>
+    <w:p>
+      <w:pPr>
+        <w:spacing w:after="40"/>
+        <w:ind w:left="340" w:hanging="340"/>
+      </w:pPr>
+      <w:r>
+        <w:rPr>
+          <w:b/>
+        </w:rPr>
+        <w:t xml:space="preserve">2. </w:t>
+      </w:r>
+      <w:r>
         <w:t>Scroll to Case Status Picklist Values. You should see four active values: New (default), On Hold, Escalated, Closed.</w:t>
       </w:r>
     </w:p>
@@ -1204,11 +1301,6 @@
       </w:r>
     </w:p>
     <w:p>
-      <w:r>
-        <w:t>Case Record Types require a Support Process. Salesforce uses this to control which Status values are valid for the Record Type. Navigate to Setup &gt; Quick Find &gt; Support Processes (not in Object Manager).</w:t>
-      </w:r>
-    </w:p>
-    <w:p>
       <w:pPr>
         <w:spacing w:after="40"/>
         <w:ind w:left="340" w:hanging="340"/>
@@ -1220,7 +1312,7 @@
         <w:t xml:space="preserve">1. </w:t>
       </w:r>
       <w:r>
-        <w:t>Click New.</w:t>
+        <w:t>Navigate: From Setup, in the Quick Find box, type 'Support Processes' and click the result. (Support Processes is a top-level Setup page, not under Object Manager.)</w:t>
       </w:r>
     </w:p>
     <w:p>
@@ -1235,7 +1327,7 @@
         <w:t xml:space="preserve">2. </w:t>
       </w:r>
       <w:r>
-        <w:t>Existing Support Process: --Master-- (leave it).</w:t>
+        <w:t>On the Case Support Processes page, click New.</w:t>
       </w:r>
     </w:p>
     <w:p>
@@ -1250,7 +1342,7 @@
         <w:t xml:space="preserve">3. </w:t>
       </w:r>
       <w:r>
-        <w:t>Support Process Name: MTA Case Support Process.</w:t>
+        <w:t>Existing Support Process: --Master-- (leave it).</w:t>
       </w:r>
     </w:p>
     <w:p>
@@ -1265,7 +1357,7 @@
         <w:t xml:space="preserve">4. </w:t>
       </w:r>
       <w:r>
-        <w:t>Description: Status lifecycle for MTA Cases.</w:t>
+        <w:t>Support Process Name: MTA Case Support Process.</w:t>
       </w:r>
     </w:p>
     <w:p>
@@ -1280,7 +1372,7 @@
         <w:t xml:space="preserve">5. </w:t>
       </w:r>
       <w:r>
-        <w:t>Click Save.</w:t>
+        <w:t>Description: Status lifecycle for MTA Cases.</w:t>
       </w:r>
     </w:p>
     <w:p>
@@ -1295,7 +1387,7 @@
         <w:t xml:space="preserve">6. </w:t>
       </w:r>
       <w:r>
-        <w:t>On the Available Values list, ensure New, On Hold, Escalated, and Closed are in the Selected Values column. Use the &gt; and &lt; arrows to move values between columns if needed.</w:t>
+        <w:t>Click Save.</w:t>
       </w:r>
     </w:p>
     <w:p>
@@ -1308,6 +1400,21 @@
           <w:b/>
         </w:rPr>
         <w:t xml:space="preserve">7. </w:t>
+      </w:r>
+      <w:r>
+        <w:t>On the Available Values list, ensure New, On Hold, Escalated, and Closed are in the Selected Values column. Use the &gt; and &lt; arrows to move values between columns if needed.</w:t>
+      </w:r>
+    </w:p>
+    <w:p>
+      <w:pPr>
+        <w:spacing w:after="40"/>
+        <w:ind w:left="340" w:hanging="340"/>
+      </w:pPr>
+      <w:r>
+        <w:rPr>
+          <w:b/>
+        </w:rPr>
+        <w:t xml:space="preserve">8. </w:t>
       </w:r>
       <w:r>
         <w:t>Click Save.</w:t>
@@ -1419,7 +1526,7 @@
         <w:t xml:space="preserve">1. </w:t>
       </w:r>
       <w:r>
-        <w:t>Existing Record Type: --Master-- (leave it).</w:t>
+        <w:t>Navigate: From Setup, in the Quick Find box, type 'Object Manager', click it, then find Case and click it. In the left sidebar, click Record Types. On the Case Record Types page, click New.</w:t>
       </w:r>
     </w:p>
     <w:p>
@@ -1434,7 +1541,7 @@
         <w:t xml:space="preserve">2. </w:t>
       </w:r>
       <w:r>
-        <w:t>Record Type Label: NYCT.</w:t>
+        <w:t>Existing Record Type: --Master-- (leave it).</w:t>
       </w:r>
     </w:p>
     <w:p>
@@ -1449,7 +1556,7 @@
         <w:t xml:space="preserve">3. </w:t>
       </w:r>
       <w:r>
-        <w:t>Record Type Name: NYCT (auto-fills from the label).</w:t>
+        <w:t>Record Type Label: NYCT.</w:t>
       </w:r>
     </w:p>
     <w:p>
@@ -1464,7 +1571,7 @@
         <w:t xml:space="preserve">4. </w:t>
       </w:r>
       <w:r>
-        <w:t>Support Process: select MTA Case Support Process.</w:t>
+        <w:t>Record Type Name: NYCT (auto-fills from the label).</w:t>
       </w:r>
     </w:p>
     <w:p>
@@ -1479,7 +1586,7 @@
         <w:t xml:space="preserve">5. </w:t>
       </w:r>
       <w:r>
-        <w:t>Description: New York City Transit (subway and bus operations).</w:t>
+        <w:t>Support Process: select MTA Case Support Process.</w:t>
       </w:r>
     </w:p>
     <w:p>
@@ -1494,7 +1601,7 @@
         <w:t xml:space="preserve">6. </w:t>
       </w:r>
       <w:r>
-        <w:t>Active: check.</w:t>
+        <w:t>Description: New York City Transit (subway and bus operations).</w:t>
       </w:r>
     </w:p>
     <w:p>
@@ -1507,6 +1614,21 @@
           <w:b/>
         </w:rPr>
         <w:t xml:space="preserve">7. </w:t>
+      </w:r>
+      <w:r>
+        <w:t>Active: check.</w:t>
+      </w:r>
+    </w:p>
+    <w:p>
+      <w:pPr>
+        <w:spacing w:after="40"/>
+        <w:ind w:left="340" w:hanging="340"/>
+      </w:pPr>
+      <w:r>
+        <w:rPr>
+          <w:b/>
+        </w:rPr>
+        <w:t xml:space="preserve">8. </w:t>
       </w:r>
       <w:r>
         <w:t>Make Available: check the box next to System Administrator. Click Next.</w:t>
@@ -1525,22 +1647,7 @@
         <w:t xml:space="preserve">Watch out: </w:t>
       </w:r>
       <w:r>
-        <w:t>In this org every profile is checked by default. Clear the Make Available header checkbox to deselect all, then check only the row for System Administrator.</w:t>
-      </w:r>
-    </w:p>
-    <w:p>
-      <w:pPr>
-        <w:spacing w:after="40"/>
-        <w:ind w:left="340" w:hanging="340"/>
-      </w:pPr>
-      <w:r>
-        <w:rPr>
-          <w:b/>
-        </w:rPr>
-        <w:t xml:space="preserve">8. </w:t>
-      </w:r>
-      <w:r>
-        <w:t>Page Layout assignment: leave default then Save.</w:t>
+        <w:t>The default is zero profiles having access. If you don't explicitly check System Administrator here, you'll build the Record Type but won't be able to use it anywhere.</w:t>
       </w:r>
     </w:p>
     <w:p>
@@ -1555,7 +1662,7 @@
         <w:t xml:space="preserve">9. </w:t>
       </w:r>
       <w:r>
-        <w:t>On the NYCT Record Type detail page, scroll to Picklists Available for Editing then click Edit next to Type.</w:t>
+        <w:t>Page Layout assignment: in the dropdown, select 'Case Layout' for System Administrator (the first row). Click Save.</w:t>
       </w:r>
     </w:p>
     <w:p>
@@ -1570,7 +1677,7 @@
         <w:t xml:space="preserve">10. </w:t>
       </w:r>
       <w:r>
-        <w:t>Selected Values shows all 13 transit values. Use the &lt; button to remove every value EXCEPT the six NYCT values: Track Defect, Station Incident, Train Delay, Signal Issue, MTA Police Response, Equipment Failure.</w:t>
+        <w:t>On the NYCT Record Type detail page, scroll to Picklists Available for Editing then click Edit next to Type.</w:t>
       </w:r>
     </w:p>
     <w:p>
@@ -1583,6 +1690,21 @@
           <w:b/>
         </w:rPr>
         <w:t xml:space="preserve">11. </w:t>
+      </w:r>
+      <w:r>
+        <w:t>Selected Values shows all 13 transit values. Use the &lt; button to remove every value EXCEPT the six NYCT values: Track Defect, Station Incident, Train Delay, Signal Issue, MTA Police Response, Equipment Failure.</w:t>
+      </w:r>
+    </w:p>
+    <w:p>
+      <w:pPr>
+        <w:spacing w:after="40"/>
+        <w:ind w:left="340" w:hanging="340"/>
+      </w:pPr>
+      <w:r>
+        <w:rPr>
+          <w:b/>
+        </w:rPr>
+        <w:t xml:space="preserve">12. </w:t>
       </w:r>
       <w:r>
         <w:t>Click Save.</w:t>
@@ -1612,7 +1734,7 @@
         <w:t xml:space="preserve">1. </w:t>
       </w:r>
       <w:r>
-        <w:t>Existing Record Type: --Master-- (do NOT clone from NYCT).</w:t>
+        <w:t>On the previous Record Type's detail page, click 'Record Types' in the left sidebar (or breadcrumb). On the Case Record Types page, click New.</w:t>
       </w:r>
     </w:p>
     <w:p>
@@ -1627,7 +1749,7 @@
         <w:t xml:space="preserve">2. </w:t>
       </w:r>
       <w:r>
-        <w:t>Record Type Label: LIRR. Record Type Name: LIRR.</w:t>
+        <w:t>Existing Record Type: --Master-- (do NOT clone from NYCT).</w:t>
       </w:r>
     </w:p>
     <w:p>
@@ -1642,7 +1764,7 @@
         <w:t xml:space="preserve">3. </w:t>
       </w:r>
       <w:r>
-        <w:t>Support Process: MTA Case Support Process.</w:t>
+        <w:t>Record Type Label: LIRR. Record Type Name: LIRR.</w:t>
       </w:r>
     </w:p>
     <w:p>
@@ -1657,7 +1779,7 @@
         <w:t xml:space="preserve">4. </w:t>
       </w:r>
       <w:r>
-        <w:t>Description: Long Island Rail Road.</w:t>
+        <w:t>Support Process: MTA Case Support Process.</w:t>
       </w:r>
     </w:p>
     <w:p>
@@ -1672,7 +1794,7 @@
         <w:t xml:space="preserve">5. </w:t>
       </w:r>
       <w:r>
-        <w:t>Active: check.</w:t>
+        <w:t>Description: Long Island Rail Road.</w:t>
       </w:r>
     </w:p>
     <w:p>
@@ -1687,7 +1809,7 @@
         <w:t xml:space="preserve">6. </w:t>
       </w:r>
       <w:r>
-        <w:t>Make Available: check System Administrator. Click Next.</w:t>
+        <w:t>Active: check.</w:t>
       </w:r>
     </w:p>
     <w:p>
@@ -1702,7 +1824,7 @@
         <w:t xml:space="preserve">7. </w:t>
       </w:r>
       <w:r>
-        <w:t>Default Page Layout then Save.</w:t>
+        <w:t>Make Available: check System Administrator. Click Next.</w:t>
       </w:r>
     </w:p>
     <w:p>
@@ -1715,6 +1837,21 @@
           <w:b/>
         </w:rPr>
         <w:t xml:space="preserve">8. </w:t>
+      </w:r>
+      <w:r>
+        <w:t>Page Layout assignment: in the dropdown, select 'Case Layout' for System Administrator (the first row). Click Save.</w:t>
+      </w:r>
+    </w:p>
+    <w:p>
+      <w:pPr>
+        <w:spacing w:after="40"/>
+        <w:ind w:left="340" w:hanging="340"/>
+      </w:pPr>
+      <w:r>
+        <w:rPr>
+          <w:b/>
+        </w:rPr>
+        <w:t xml:space="preserve">9. </w:t>
       </w:r>
       <w:r>
         <w:t>Edit Type picklist. Selected: Track Defect, Crossing Incident, Train Delay, Signal Issue, Equipment Failure. Save.</w:t>
@@ -1744,7 +1881,7 @@
         <w:t xml:space="preserve">1. </w:t>
       </w:r>
       <w:r>
-        <w:t>Existing Record Type: --Master--.</w:t>
+        <w:t>On the previous Record Type's detail page, click 'Record Types' in the left sidebar (or breadcrumb). On the Case Record Types page, click New.</w:t>
       </w:r>
     </w:p>
     <w:p>
@@ -1759,7 +1896,7 @@
         <w:t xml:space="preserve">2. </w:t>
       </w:r>
       <w:r>
-        <w:t>Record Type Label: MNR. Record Type Name: MNR.</w:t>
+        <w:t>Existing Record Type: --Master--.</w:t>
       </w:r>
     </w:p>
     <w:p>
@@ -1774,7 +1911,7 @@
         <w:t xml:space="preserve">3. </w:t>
       </w:r>
       <w:r>
-        <w:t>Support Process: MTA Case Support Process.</w:t>
+        <w:t>Record Type Label: MNR. Record Type Name: MNR.</w:t>
       </w:r>
     </w:p>
     <w:p>
@@ -1789,7 +1926,7 @@
         <w:t xml:space="preserve">4. </w:t>
       </w:r>
       <w:r>
-        <w:t>Description: Metro-North Railroad.</w:t>
+        <w:t>Support Process: MTA Case Support Process.</w:t>
       </w:r>
     </w:p>
     <w:p>
@@ -1804,7 +1941,7 @@
         <w:t xml:space="preserve">5. </w:t>
       </w:r>
       <w:r>
-        <w:t>Active: check.</w:t>
+        <w:t>Description: Metro-North Railroad.</w:t>
       </w:r>
     </w:p>
     <w:p>
@@ -1819,7 +1956,7 @@
         <w:t xml:space="preserve">6. </w:t>
       </w:r>
       <w:r>
-        <w:t>Make Available: check System Administrator. Click Next.</w:t>
+        <w:t>Active: check.</w:t>
       </w:r>
     </w:p>
     <w:p>
@@ -1834,7 +1971,7 @@
         <w:t xml:space="preserve">7. </w:t>
       </w:r>
       <w:r>
-        <w:t>Default Page Layout then Save.</w:t>
+        <w:t>Make Available: check System Administrator. Click Next.</w:t>
       </w:r>
     </w:p>
     <w:p>
@@ -1847,6 +1984,21 @@
           <w:b/>
         </w:rPr>
         <w:t xml:space="preserve">8. </w:t>
+      </w:r>
+      <w:r>
+        <w:t>Page Layout assignment: in the dropdown, select 'Case Layout' for System Administrator (the first row). Click Save.</w:t>
+      </w:r>
+    </w:p>
+    <w:p>
+      <w:pPr>
+        <w:spacing w:after="40"/>
+        <w:ind w:left="340" w:hanging="340"/>
+      </w:pPr>
+      <w:r>
+        <w:rPr>
+          <w:b/>
+        </w:rPr>
+        <w:t xml:space="preserve">9. </w:t>
       </w:r>
       <w:r>
         <w:t>Edit Type. Selected: Track Defect, Train Delay, Catenary Issue, Signal Issue, Equipment Failure. Save.</w:t>
@@ -1876,7 +2028,7 @@
         <w:t xml:space="preserve">1. </w:t>
       </w:r>
       <w:r>
-        <w:t>Existing Record Type: --Master--.</w:t>
+        <w:t>On the previous Record Type's detail page, click 'Record Types' in the left sidebar (or breadcrumb). On the Case Record Types page, click New.</w:t>
       </w:r>
     </w:p>
     <w:p>
@@ -1891,7 +2043,7 @@
         <w:t xml:space="preserve">2. </w:t>
       </w:r>
       <w:r>
-        <w:t>Record Type Label: B&amp;T. Record Type Name: BandT (API names can't contain ampersands, so the Name field strips it automatically).</w:t>
+        <w:t>Existing Record Type: --Master--.</w:t>
       </w:r>
     </w:p>
     <w:p>
@@ -1906,7 +2058,7 @@
         <w:t xml:space="preserve">3. </w:t>
       </w:r>
       <w:r>
-        <w:t>Support Process: MTA Case Support Process.</w:t>
+        <w:t>Record Type Label: B&amp;T. Record Type Name: BandT (API names can't contain ampersands, so the Name field strips it automatically).</w:t>
       </w:r>
     </w:p>
     <w:p>
@@ -1921,7 +2073,7 @@
         <w:t xml:space="preserve">4. </w:t>
       </w:r>
       <w:r>
-        <w:t>Description: MTA Bridges and Tunnels.</w:t>
+        <w:t>Support Process: MTA Case Support Process.</w:t>
       </w:r>
     </w:p>
     <w:p>
@@ -1936,7 +2088,7 @@
         <w:t xml:space="preserve">5. </w:t>
       </w:r>
       <w:r>
-        <w:t>Active: check.</w:t>
+        <w:t>Description: MTA Bridges and Tunnels.</w:t>
       </w:r>
     </w:p>
     <w:p>
@@ -1951,7 +2103,7 @@
         <w:t xml:space="preserve">6. </w:t>
       </w:r>
       <w:r>
-        <w:t>Make Available: check System Administrator. Click Next.</w:t>
+        <w:t>Active: check.</w:t>
       </w:r>
     </w:p>
     <w:p>
@@ -1966,7 +2118,7 @@
         <w:t xml:space="preserve">7. </w:t>
       </w:r>
       <w:r>
-        <w:t>Default Page Layout then Save.</w:t>
+        <w:t>Make Available: check System Administrator. Click Next.</w:t>
       </w:r>
     </w:p>
     <w:p>
@@ -1979,6 +2131,21 @@
           <w:b/>
         </w:rPr>
         <w:t xml:space="preserve">8. </w:t>
+      </w:r>
+      <w:r>
+        <w:t>Page Layout assignment: in the dropdown, select 'Case Layout' for System Administrator (the first row). Click Save.</w:t>
+      </w:r>
+    </w:p>
+    <w:p>
+      <w:pPr>
+        <w:spacing w:after="40"/>
+        <w:ind w:left="340" w:hanging="340"/>
+      </w:pPr>
+      <w:r>
+        <w:rPr>
+          <w:b/>
+        </w:rPr>
+        <w:t xml:space="preserve">9. </w:t>
       </w:r>
       <w:r>
         <w:t>Edit Type. Selected: Toll System Issue, Traffic Incident, E-ZPass Dispute, Bridge/Tunnel Closure, Maintenance Required. Save.</w:t>
@@ -2119,7 +2286,10 @@
         <w:ind w:left="680" w:hanging="227"/>
       </w:pPr>
       <w:r>
-        <w:t xml:space="preserve">• Type</w:t>
+        <w:t xml:space="preserve">• </w:t>
+      </w:r>
+      <w:r>
+        <w:t>Type</w:t>
       </w:r>
     </w:p>
     <w:p>
@@ -2128,7 +2298,10 @@
         <w:ind w:left="680" w:hanging="227"/>
       </w:pPr>
       <w:r>
-        <w:t xml:space="preserve">• Priority</w:t>
+        <w:t xml:space="preserve">• </w:t>
+      </w:r>
+      <w:r>
+        <w:t>Priority</w:t>
       </w:r>
     </w:p>
     <w:p>
@@ -2137,7 +2310,10 @@
         <w:ind w:left="680" w:hanging="227"/>
       </w:pPr>
       <w:r>
-        <w:t xml:space="preserve">• Status</w:t>
+        <w:t xml:space="preserve">• </w:t>
+      </w:r>
+      <w:r>
+        <w:t>Status</w:t>
       </w:r>
     </w:p>
     <w:p>
@@ -2146,7 +2322,10 @@
         <w:ind w:left="680" w:hanging="227"/>
       </w:pPr>
       <w:r>
-        <w:t xml:space="preserve">• Reported Date/Time</w:t>
+        <w:t xml:space="preserve">• </w:t>
+      </w:r>
+      <w:r>
+        <w:t>Reported Date/Time</w:t>
       </w:r>
     </w:p>
     <w:p>
@@ -2155,7 +2334,10 @@
         <w:ind w:left="680" w:hanging="227"/>
       </w:pPr>
       <w:r>
-        <w:t xml:space="preserve">• Asset</w:t>
+        <w:t xml:space="preserve">• </w:t>
+      </w:r>
+      <w:r>
+        <w:t>Asset</w:t>
       </w:r>
     </w:p>
     <w:p>
@@ -2249,7 +2431,7 @@
         <w:t xml:space="preserve">Why this matters: </w:t>
       </w:r>
       <w:r>
-        <w:t>Lab 2 will use the Related List - Single Lightning component to surface the Contact's other Cases on the Lightning record page (on a dedicated Other Related Cases tab). For that component to find Case Comments, it must be present in this layout's Related Lists section first.</w:t>
+        <w:t>Lab 2 will use the Related List - Single Lightning component to surface Case Comments on the Lightning record page. For that component to find Case Comments, it must be present in this layout's Related Lists section first.</w:t>
       </w:r>
     </w:p>
     <w:p>
@@ -2353,7 +2535,7 @@
         <w:t xml:space="preserve">2. </w:t>
       </w:r>
       <w:r>
-        <w:t>For each related list EXCEPT Case Comments, Case History, and Attachments, hover over it and click the minus icon to remove it from the layout.</w:t>
+        <w:t>For each related list EXCEPT Case Comments, Case History, Attachments, and Work Orders, hover over it and click the minus icon to remove it from the layout.</w:t>
       </w:r>
     </w:p>
     <w:p>
@@ -2457,7 +2639,10 @@
         <w:ind w:left="680" w:hanging="227"/>
       </w:pPr>
       <w:r>
-        <w:t xml:space="preserve">• Case Number</w:t>
+        <w:t xml:space="preserve">• </w:t>
+      </w:r>
+      <w:r>
+        <w:t>Case Number</w:t>
       </w:r>
     </w:p>
     <w:p>
@@ -2466,7 +2651,10 @@
         <w:ind w:left="680" w:hanging="227"/>
       </w:pPr>
       <w:r>
-        <w:t xml:space="preserve">• Type</w:t>
+        <w:t xml:space="preserve">• </w:t>
+      </w:r>
+      <w:r>
+        <w:t>Type</w:t>
       </w:r>
     </w:p>
     <w:p>
@@ -2475,7 +2663,10 @@
         <w:ind w:left="680" w:hanging="227"/>
       </w:pPr>
       <w:r>
-        <w:t xml:space="preserve">• Priority</w:t>
+        <w:t xml:space="preserve">• </w:t>
+      </w:r>
+      <w:r>
+        <w:t>Priority</w:t>
       </w:r>
     </w:p>
     <w:p>
@@ -2484,7 +2675,10 @@
         <w:ind w:left="680" w:hanging="227"/>
       </w:pPr>
       <w:r>
-        <w:t xml:space="preserve">• Status</w:t>
+        <w:t xml:space="preserve">• </w:t>
+      </w:r>
+      <w:r>
+        <w:t>Status</w:t>
       </w:r>
     </w:p>
     <w:p>
@@ -2493,7 +2687,10 @@
         <w:ind w:left="680" w:hanging="227"/>
       </w:pPr>
       <w:r>
-        <w:t xml:space="preserve">• Reported Date/Time</w:t>
+        <w:t xml:space="preserve">• </w:t>
+      </w:r>
+      <w:r>
+        <w:t>Reported Date/Time</w:t>
       </w:r>
     </w:p>
     <w:p>
@@ -2923,7 +3120,7 @@
         <w:t xml:space="preserve">3. </w:t>
       </w:r>
       <w:r>
-        <w:t>Confirm Reported Date/Time is already on the canvas (Part 3.1's field wizard may have added it automatically). If it's not there, drag it onto the canvas. A natural placement is inside the existing Case Details section (if present) or at the top of the main field section.</w:t>
+        <w:t>Drag Reported Date/Time onto the canvas. A natural placement is inside the existing Case Details section (if present) or at the top of the main field section.</w:t>
       </w:r>
     </w:p>
     <w:p>
@@ -2965,7 +3162,7 @@
         <w:t xml:space="preserve">2. </w:t>
       </w:r>
       <w:r>
-        <w:t>Confirm Resolution Notes is already on the canvas (Part 3.2's field wizard may have added it automatically). If it's not there, drag it onto the canvas. Place it near the bottom of the main field area (below Description or in a resolution-related section).</w:t>
+        <w:t>Drag Resolution Notes onto the canvas. Place it near the bottom of the main field area (below Description or in a resolution-related section).</w:t>
       </w:r>
     </w:p>
     <w:p>
@@ -3187,7 +3384,7 @@
         <w:t xml:space="preserve">Golden Record spec: </w:t>
       </w:r>
       <w:r>
-        <w:t>Your Golden Record will have: Record Type = NYCT, Priority = P3 - Medium, Status = New, Type = Track Defect, Case Origin = Phone, Reported Date/Time = (auto), Subject = "Golden Record: Workshop reference case", Contact Name = (any contact from your workshop org; Lab 1.5 later loads MTA agency-aligned contacts: Marcus Chen for NYCT, Priya Patel for LIRR, Elena Rodriguez for MNR, James O'Brien for B&amp;T), Account Name = "MTA New York City Transit".</w:t>
+        <w:t>Your Golden Record will have: Record Type = NYCT, Priority = P3 - Medium, Status = New, Type = Track Defect, Case Origin = Phone, Reported Date/Time = (auto), Subject = "Golden Record: Workshop reference case", Contact Name = (one of your workshop org's contacts; agency-aligned contacts like Marcus Chen, Priya Patel, Elena Rodriguez, or James O'Brien are pre-populated if available), Account Name = "MTA New York City Transit".</w:t>
       </w:r>
     </w:p>
     <w:p>
@@ -3412,7 +3609,7 @@
         <w:t xml:space="preserve">9. </w:t>
       </w:r>
       <w:r>
-        <w:t>Contact Name: click into the field. Type a few letters and let the picker suggest. Right now the org has no MTA-specific contacts (Lab 1.5 loads them later). Pick any contact from the list for now. After Lab 1.5 runs, you can switch this field to an MTA agency-aligned contact: Marcus Chen (NYCT), Priya Patel (LIRR), Elena Rodriguez (MNR), or James O'Brien (B&amp;T).)</w:t>
+        <w:t>Contact Name: click into the field. Type a few letters and let the picker suggest. Pick any contact from the list. (Your workshop org includes sample contacts. If you'd like your Golden Record to feel MTA-specific, pick one of the agency-aligned contacts pre-populated for you: names like Marcus Chen, Priya Patel, Elena Rodriguez, or James O'Brien.)</w:t>
       </w:r>
     </w:p>
     <w:p>
@@ -3498,7 +3695,10 @@
         <w:ind w:left="680" w:hanging="227"/>
       </w:pPr>
       <w:r>
-        <w:t xml:space="preserve">• Priority shows P3 - Medium (proves Priority customization)</w:t>
+        <w:t xml:space="preserve">• </w:t>
+      </w:r>
+      <w:r>
+        <w:t>Priority shows P3 - Medium (proves Priority customization)</w:t>
       </w:r>
     </w:p>
     <w:p>
@@ -3507,7 +3707,10 @@
         <w:ind w:left="680" w:hanging="227"/>
       </w:pPr>
       <w:r>
-        <w:t xml:space="preserve">• Type shows Track Defect, and the picklist is restricted to the six NYCT values if you click Edit (proves Type customization + per-Record-Type restriction)</w:t>
+        <w:t xml:space="preserve">• </w:t>
+      </w:r>
+      <w:r>
+        <w:t>Type shows Track Defect, and the picklist is restricted to the six NYCT values if you click Edit (proves Type customization + per-Record-Type restriction)</w:t>
       </w:r>
     </w:p>
     <w:p>
@@ -3516,7 +3719,10 @@
         <w:ind w:left="680" w:hanging="227"/>
       </w:pPr>
       <w:r>
-        <w:t xml:space="preserve">• Reported Date/Time is populated and visible on the canvas (proves Part 9 placed it correctly)</w:t>
+        <w:t xml:space="preserve">• </w:t>
+      </w:r>
+      <w:r>
+        <w:t>Reported Date/Time is populated and visible on the canvas (proves Part 9 placed it correctly)</w:t>
       </w:r>
     </w:p>
     <w:p>
@@ -3525,7 +3731,10 @@
         <w:ind w:left="680" w:hanging="227"/>
       </w:pPr>
       <w:r>
-        <w:t xml:space="preserve">• Resolution Notes is visible on the canvas but empty (proves Part 9 placed it correctly)</w:t>
+        <w:t xml:space="preserve">• </w:t>
+      </w:r>
+      <w:r>
+        <w:t>Resolution Notes is visible on the canvas but empty (proves Part 9 placed it correctly)</w:t>
       </w:r>
     </w:p>
     <w:p>
@@ -3534,7 +3743,10 @@
         <w:ind w:left="680" w:hanging="227"/>
       </w:pPr>
       <w:r>
-        <w:t xml:space="preserve">• Contact Name is populated with the contact you chose</w:t>
+        <w:t xml:space="preserve">• </w:t>
+      </w:r>
+      <w:r>
+        <w:t>Contact Name is populated with the contact you chose</w:t>
       </w:r>
     </w:p>
     <w:p>
@@ -3543,7 +3755,10 @@
         <w:ind w:left="680" w:hanging="227"/>
       </w:pPr>
       <w:r>
-        <w:t xml:space="preserve">• Account Name shows MTA New York City Transit</w:t>
+        <w:t xml:space="preserve">• </w:t>
+      </w:r>
+      <w:r>
+        <w:t>Account Name shows MTA New York City Transit</w:t>
       </w:r>
     </w:p>
     <w:p>

--- a/workshop-site/labs/Lab 01 - Participant.docx
+++ b/workshop-site/labs/Lab 01 - Participant.docx
@@ -12,7 +12,7 @@
           <w:color w:val="1F4E79"/>
           <w:sz w:val="40"/>
         </w:rPr>
-        <w:t>Lab 1 — Extend the Case Object for Multi-Agency Intake</w:t>
+        <w:t>Lab 1: Extend the Case Object for Multi-Agency Intake</w:t>
       </w:r>
     </w:p>
     <w:p>
@@ -25,7 +25,7 @@
           <w:color w:val="6A6A6A"/>
           <w:sz w:val="20"/>
         </w:rPr>
-        <w:t>ServicePulse 360 Workshop v0.7 (revision 11) | Estimated time: 104 minutes | You will create the ServicePulse 360 Lightning App, customize the standard Salesforce Case object (Priority field, Type field) for MTA's multi-agency operations, add two custom fields where standard genuinely can't fit, place those fields on the Lightning record page via Dynamic Forms, and finish by creating a Golden Record you'll use throughout the rest of the workshop.</w:t>
+        <w:t>ServicePulse 360 Workshop v0.7 (revision 12) | Estimated time: 104 minutes | You will create the ServicePulse 360 Lightning App, customize the standard Salesforce Case object (Priority field, Type field) for MTA's multi-agency operations, add two custom fields where standard genuinely can't fit, place those fields on the Lightning record page via Dynamic Forms, and finish by creating a Golden Record you'll use throughout the rest of the workshop.</w:t>
       </w:r>
     </w:p>
     <w:p>
@@ -294,7 +294,7 @@
           <w:color w:val="1F4E79"/>
           <w:sz w:val="28"/>
         </w:rPr>
-        <w:t>Part 0 — Create the ServicePulse 360 Lightning App (8 min)</w:t>
+        <w:t>Part 0: Create the ServicePulse 360 Lightning App (8 min)</w:t>
       </w:r>
     </w:p>
     <w:p>
@@ -504,7 +504,7 @@
           <w:color w:val="1F4E79"/>
           <w:sz w:val="28"/>
         </w:rPr>
-        <w:t>Part 1 — Tour the standard Case object (5 min)</w:t>
+        <w:t>Part 1: Tour the standard Case object (5 min)</w:t>
       </w:r>
     </w:p>
     <w:p>
@@ -628,7 +628,7 @@
           <w:color w:val="1F4E79"/>
           <w:sz w:val="28"/>
         </w:rPr>
-        <w:t>Part 2 — Customize the standard Priority and Type picklists (10 min)</w:t>
+        <w:t>Part 2: Customize the standard Priority and Type picklists (10 min)</w:t>
       </w:r>
     </w:p>
     <w:p>
@@ -645,7 +645,7 @@
           <w:b/>
           <w:sz w:val="24"/>
         </w:rPr>
-        <w:t>2.1 — Customize Priority (replace High/Medium/Low with P1 through P4) (hands-on)</w:t>
+        <w:t>2.1: Customize Priority (replace High/Medium/Low with P1 through P4) (hands-on)</w:t>
       </w:r>
     </w:p>
     <w:p>
@@ -911,7 +911,7 @@
           <w:b/>
           <w:sz w:val="24"/>
         </w:rPr>
-        <w:t>2.2 — Tour the customized Type picklist (already pre-deployed)</w:t>
+        <w:t>2.2: Tour the customized Type picklist (already pre-deployed)</w:t>
       </w:r>
     </w:p>
     <w:p>
@@ -931,7 +931,7 @@
         <w:t xml:space="preserve">1. </w:t>
       </w:r>
       <w:r>
-        <w:t>Navigate to Setup &gt; Object Manager &gt; Case &gt; Fields &amp; Relationships. In the field list, find and click the field named 'Type' (not any heading containing the word 'Type' — just click the row whose Field Label is 'Type').</w:t>
+        <w:t>Navigate to Setup &gt; Object Manager &gt; Case &gt; Fields &amp; Relationships. In the field list, find and click the field named 'Type' (not any heading containing the word 'Type', just click the row whose Field Label is 'Type').</w:t>
       </w:r>
     </w:p>
     <w:p>
@@ -1005,7 +1005,7 @@
           <w:color w:val="1F4E79"/>
           <w:sz w:val="28"/>
         </w:rPr>
-        <w:t>Part 3 — Add the two custom fields (10 min)</w:t>
+        <w:t>Part 3: Add the two custom fields (10 min)</w:t>
       </w:r>
     </w:p>
     <w:p>
@@ -1022,7 +1022,7 @@
           <w:b/>
           <w:sz w:val="24"/>
         </w:rPr>
-        <w:t>3.1 — Resolution Notes (Long Text Area)</w:t>
+        <w:t>3.1: Resolution Notes (Long Text Area)</w:t>
       </w:r>
     </w:p>
     <w:p>
@@ -1129,7 +1129,7 @@
           <w:b/>
           <w:sz w:val="24"/>
         </w:rPr>
-        <w:t>3.2 — Reported Date/Time (Date/Time, default NOW())</w:t>
+        <w:t>3.2: Reported Date/Time (Date/Time, default NOW())</w:t>
       </w:r>
     </w:p>
     <w:p>
@@ -1238,7 +1238,7 @@
           <w:color w:val="1F4E79"/>
           <w:sz w:val="28"/>
         </w:rPr>
-        <w:t>Part 4 — Confirm Status and build the MTA Case Support Process (4 min)</w:t>
+        <w:t>Part 4: Confirm Status and build the MTA Case Support Process (4 min)</w:t>
       </w:r>
     </w:p>
     <w:p>
@@ -1255,7 +1255,7 @@
           <w:b/>
           <w:sz w:val="24"/>
         </w:rPr>
-        <w:t>4.1 — Confirm Status picklist values</w:t>
+        <w:t>4.1: Confirm Status picklist values</w:t>
       </w:r>
     </w:p>
     <w:p>
@@ -1297,7 +1297,7 @@
           <w:b/>
           <w:sz w:val="24"/>
         </w:rPr>
-        <w:t>4.2 — Build the MTA Case Support Process</w:t>
+        <w:t>4.2: Build the MTA Case Support Process</w:t>
       </w:r>
     </w:p>
     <w:p>
@@ -1446,7 +1446,7 @@
           <w:color w:val="1F4E79"/>
           <w:sz w:val="28"/>
         </w:rPr>
-        <w:t>Part 5 — Create the four Record Types (15 min)</w:t>
+        <w:t>Part 5: Create the four Record Types (15 min)</w:t>
       </w:r>
     </w:p>
     <w:p>
@@ -1463,7 +1463,7 @@
           <w:b/>
           <w:sz w:val="24"/>
         </w:rPr>
-        <w:t>Reference table — which Type values belong to which agency</w:t>
+        <w:t>Reference table: which Type values belong to which agency</w:t>
       </w:r>
     </w:p>
     <w:p>
@@ -1511,7 +1511,7 @@
           <w:b/>
           <w:sz w:val="24"/>
         </w:rPr>
-        <w:t>5.1 — NYCT Record Type</w:t>
+        <w:t>5.1: NYCT Record Type</w:t>
       </w:r>
     </w:p>
     <w:p>
@@ -1719,7 +1719,7 @@
           <w:b/>
           <w:sz w:val="24"/>
         </w:rPr>
-        <w:t>5.2 — LIRR Record Type</w:t>
+        <w:t>5.2: LIRR Record Type</w:t>
       </w:r>
     </w:p>
     <w:p>
@@ -1866,7 +1866,7 @@
           <w:b/>
           <w:sz w:val="24"/>
         </w:rPr>
-        <w:t>5.3 — MNR Record Type</w:t>
+        <w:t>5.3: MNR Record Type</w:t>
       </w:r>
     </w:p>
     <w:p>
@@ -2013,7 +2013,7 @@
           <w:b/>
           <w:sz w:val="24"/>
         </w:rPr>
-        <w:t>5.4 — B&amp;T Record Type</w:t>
+        <w:t>5.4: B&amp;T Record Type</w:t>
       </w:r>
     </w:p>
     <w:p>
@@ -2058,7 +2058,7 @@
         <w:t xml:space="preserve">3. </w:t>
       </w:r>
       <w:r>
-        <w:t>Record Type Label: B&amp;T. Record Type Name: BandT (API names can't contain ampersands, so the Name field strips it automatically).</w:t>
+        <w:t>Record Type Label: B&amp;T. Record Type Name: B_T (API names can't contain ampersands; Salesforce replaces &amp; with an underscore, giving you B_T).</w:t>
       </w:r>
     </w:p>
     <w:p>
@@ -2177,7 +2177,7 @@
           <w:color w:val="1F4E79"/>
           <w:sz w:val="28"/>
         </w:rPr>
-        <w:t>Part 6 — Configure the classic page layout (12 min)</w:t>
+        <w:t>Part 6: Configure the classic page layout (12 min)</w:t>
       </w:r>
     </w:p>
     <w:p>
@@ -2205,7 +2205,7 @@
           <w:b/>
           <w:sz w:val="24"/>
         </w:rPr>
-        <w:t>6.1 — Open the Case Layout</w:t>
+        <w:t>6.1: Open the Case Layout</w:t>
       </w:r>
     </w:p>
     <w:p>
@@ -2220,7 +2220,22 @@
         <w:t xml:space="preserve">1. </w:t>
       </w:r>
       <w:r>
-        <w:t>In the Page Layouts list, click the layout whose name is "Case Layout".</w:t>
+        <w:t>Navigate: From Setup, in the Quick Find box, type 'Object Manager', click it. Click Case. In the left sidebar, click 'Page Layouts' (NOT Lightning Record Pages or Compact Layouts, specifically Page Layouts).</w:t>
+      </w:r>
+    </w:p>
+    <w:p>
+      <w:pPr>
+        <w:spacing w:after="40"/>
+        <w:ind w:left="340" w:hanging="340"/>
+      </w:pPr>
+      <w:r>
+        <w:rPr>
+          <w:b/>
+        </w:rPr>
+        <w:t xml:space="preserve">2. </w:t>
+      </w:r>
+      <w:r>
+        <w:t>In the Page Layouts list, click the layout named 'Case Layout' (there may be other layouts named like 'Case (Marketing) Layout', click the one simply called 'Case Layout').</w:t>
       </w:r>
     </w:p>
     <w:p>
@@ -2232,7 +2247,7 @@
           <w:b/>
           <w:sz w:val="24"/>
         </w:rPr>
-        <w:t>6.2 — Add a new section and arrange fields</w:t>
+        <w:t>6.2: Add a new section and arrange fields</w:t>
       </w:r>
     </w:p>
     <w:p>
@@ -2262,7 +2277,7 @@
         <w:t xml:space="preserve">2. </w:t>
       </w:r>
       <w:r>
-        <w:t>Section Properties: Section Name = Case Details. Layout = 2-Column. then OK.</w:t>
+        <w:t>Section Properties: Section Name = Case Details, Layout = 2-Column, then OK.</w:t>
       </w:r>
     </w:p>
     <w:p>
@@ -2368,7 +2383,7 @@
         <w:t xml:space="preserve">4. </w:t>
       </w:r>
       <w:r>
-        <w:t>Still in the palette, drag Case Record Type into the Case Details section.</w:t>
+        <w:t>Still in the palette, drag Case Record Type into the 'System Information' section (near the bottom of the layout, below Description Information). This keeps user-chosen fields in Case Details and read-only system metadata grouped at the bottom.</w:t>
       </w:r>
     </w:p>
     <w:p>
@@ -2383,7 +2398,7 @@
         <w:t xml:space="preserve">5. </w:t>
       </w:r>
       <w:r>
-        <w:t>Find the Description Information section near the bottom. Drag Resolution Notes into it just below Description.</w:t>
+        <w:t>Verify: scroll to the Description Information section near the bottom. Confirm Resolution Notes is already there (it was placed automatically when you created it in Part 3.1). If it's missing for any reason, drag it into Description Information just below Description now.</w:t>
       </w:r>
     </w:p>
     <w:p>
@@ -2410,7 +2425,12 @@
           <w:b/>
           <w:sz w:val="24"/>
         </w:rPr>
-        <w:t>6.3 — Confirm Case Comments is in the Related Lists section</w:t>
+        <w:t>6.3: Confirm Case Comments is in the Related Lists section</w:t>
+      </w:r>
+    </w:p>
+    <w:p>
+      <w:r>
+        <w:t>Navigate: Still on the Case Layout from section 6.2 (if you clicked away, return to Setup, Object Manager, Case, Page Layouts, click 'Case Layout').</w:t>
       </w:r>
     </w:p>
     <w:p>
@@ -2443,7 +2463,7 @@
           <w:b/>
           <w:sz w:val="24"/>
         </w:rPr>
-        <w:t>6.4 — Assign the layout to each profile x Record Type combination</w:t>
+        <w:t>6.4: Verify Case Layout assignments (usually no changes needed)</w:t>
       </w:r>
     </w:p>
     <w:p>
@@ -2458,7 +2478,7 @@
         <w:t xml:space="preserve">1. </w:t>
       </w:r>
       <w:r>
-        <w:t>Click Edit Assignment.</w:t>
+        <w:t>Navigate: From Setup, Object Manager, Case, click 'Page Layouts' in the left sidebar, then click the 'Page Layout Assignment' button at the top of the Page Layouts list.</w:t>
       </w:r>
     </w:p>
     <w:p>
@@ -2473,22 +2493,7 @@
         <w:t xml:space="preserve">2. </w:t>
       </w:r>
       <w:r>
-        <w:t>For each row that pairs System Administrator with one of your four Record Types (NYCT, LIRR, MNR, B&amp;T), click the cell to select it. Use Shift-click to multi-select; rows highlight in purple as you click.</w:t>
-      </w:r>
-    </w:p>
-    <w:p>
-      <w:pPr>
-        <w:spacing w:after="40"/>
-        <w:ind w:left="340" w:hanging="340"/>
-      </w:pPr>
-      <w:r>
-        <w:rPr>
-          <w:b/>
-        </w:rPr>
-        <w:t xml:space="preserve">3. </w:t>
-      </w:r>
-      <w:r>
-        <w:t>With all four System Administrator x Record Type rows selected, set the Page Layout to Use dropdown at the top to "Case Layout" and click Save.</w:t>
+        <w:t>On the Page Layout Assignment page, confirm each System Administrator x Record Type cell (NYCT, LIRR, MNR, B&amp;T) shows 'Case Layout'. If any cell shows a different layout, click to select those rows (Shift-click to multi-select), set the 'Page Layout to Use' dropdown at the top to 'Case Layout', and click Save. In most cases the assignments are already correct from Part 5 and no changes are needed.</w:t>
       </w:r>
     </w:p>
     <w:p>
@@ -2505,6 +2510,11 @@
     </w:p>
     <w:p>
       <w:r>
+        <w:t>Navigate: From Setup, Object Manager, Case, click 'Page Layouts' in the left sidebar, click 'Case Layout', then scroll down to the Related Lists section near the bottom of the canvas.</w:t>
+      </w:r>
+    </w:p>
+    <w:p>
+      <w:r>
         <w:t>The Case Layout's Related Lists section ships with many related lists we won't use. Trimming it now means every Case opens with a focused Related tab.</w:t>
       </w:r>
     </w:p>
@@ -2536,6 +2546,22 @@
       </w:r>
       <w:r>
         <w:t>For each related list EXCEPT Case Comments, Case History, Attachments, and Work Orders, hover over it and click the minus icon to remove it from the layout.</w:t>
+      </w:r>
+    </w:p>
+    <w:p>
+      <w:pPr>
+        <w:spacing w:before="80" w:after="80"/>
+        <w:ind w:left="227"/>
+      </w:pPr>
+      <w:r>
+        <w:rPr>
+          <w:b/>
+          <w:color w:val="B45F06"/>
+        </w:rPr>
+        <w:t xml:space="preserve">Note: </w:t>
+      </w:r>
+      <w:r>
+        <w:t>Work Orders may not appear in the Related Lists section of the Case Layout by default. If it's not there, drag Work Orders from the palette into Related Lists (we use it in Lab 4). If it is there, leave it.</w:t>
       </w:r>
     </w:p>
     <w:p>
@@ -2595,7 +2621,7 @@
           <w:color w:val="1F4E79"/>
           <w:sz w:val="28"/>
         </w:rPr>
-        <w:t>Part 7 — Configure the compact layout (5 min)</w:t>
+        <w:t>Part 7: Configure the compact layout (5 min)</w:t>
       </w:r>
     </w:p>
     <w:p>
@@ -2615,7 +2641,7 @@
         <w:t xml:space="preserve">1. </w:t>
       </w:r>
       <w:r>
-        <w:t>Label: MTA Case Compact. Name: MTA_Case_Compact (auto-fills).</w:t>
+        <w:t>Navigate: From Setup, Object Manager, Case, in the left sidebar click 'Compact Layouts'.</w:t>
       </w:r>
     </w:p>
     <w:p>
@@ -2630,67 +2656,7 @@
         <w:t xml:space="preserve">2. </w:t>
       </w:r>
       <w:r>
-        <w:t>Available Fields then Selected Fields. Add in this order:</w:t>
-      </w:r>
-    </w:p>
-    <w:p>
-      <w:pPr>
-        <w:spacing w:after="40"/>
-        <w:ind w:left="680" w:hanging="227"/>
-      </w:pPr>
-      <w:r>
-        <w:t xml:space="preserve">• </w:t>
-      </w:r>
-      <w:r>
-        <w:t>Case Number</w:t>
-      </w:r>
-    </w:p>
-    <w:p>
-      <w:pPr>
-        <w:spacing w:after="40"/>
-        <w:ind w:left="680" w:hanging="227"/>
-      </w:pPr>
-      <w:r>
-        <w:t xml:space="preserve">• </w:t>
-      </w:r>
-      <w:r>
-        <w:t>Type</w:t>
-      </w:r>
-    </w:p>
-    <w:p>
-      <w:pPr>
-        <w:spacing w:after="40"/>
-        <w:ind w:left="680" w:hanging="227"/>
-      </w:pPr>
-      <w:r>
-        <w:t xml:space="preserve">• </w:t>
-      </w:r>
-      <w:r>
-        <w:t>Priority</w:t>
-      </w:r>
-    </w:p>
-    <w:p>
-      <w:pPr>
-        <w:spacing w:after="40"/>
-        <w:ind w:left="680" w:hanging="227"/>
-      </w:pPr>
-      <w:r>
-        <w:t xml:space="preserve">• </w:t>
-      </w:r>
-      <w:r>
-        <w:t>Status</w:t>
-      </w:r>
-    </w:p>
-    <w:p>
-      <w:pPr>
-        <w:spacing w:after="40"/>
-        <w:ind w:left="680" w:hanging="227"/>
-      </w:pPr>
-      <w:r>
-        <w:t xml:space="preserve">• </w:t>
-      </w:r>
-      <w:r>
-        <w:t>Reported Date/Time</w:t>
+        <w:t>On the Compact Layouts page, click the 'New' button (top-right) to begin creating a new compact layout.</w:t>
       </w:r>
     </w:p>
     <w:p>
@@ -2705,7 +2671,7 @@
         <w:t xml:space="preserve">3. </w:t>
       </w:r>
       <w:r>
-        <w:t>Click Save.</w:t>
+        <w:t>Label: MTA Case Compact. Name: MTA_Case_Compact (auto-fills).</w:t>
       </w:r>
     </w:p>
     <w:p>
@@ -2720,7 +2686,67 @@
         <w:t xml:space="preserve">4. </w:t>
       </w:r>
       <w:r>
-        <w:t>Click the Compact Layout Assignment button at the top.</w:t>
+        <w:t>Move the following fields from 'Available Fields' to 'Selected Fields' IN THIS EXACT ORDER (compact layouts honor the order of selected fields):</w:t>
+      </w:r>
+    </w:p>
+    <w:p>
+      <w:pPr>
+        <w:spacing w:after="40"/>
+        <w:ind w:left="680" w:hanging="227"/>
+      </w:pPr>
+      <w:r>
+        <w:t xml:space="preserve">• </w:t>
+      </w:r>
+      <w:r>
+        <w:t>Case Number</w:t>
+      </w:r>
+    </w:p>
+    <w:p>
+      <w:pPr>
+        <w:spacing w:after="40"/>
+        <w:ind w:left="680" w:hanging="227"/>
+      </w:pPr>
+      <w:r>
+        <w:t xml:space="preserve">• </w:t>
+      </w:r>
+      <w:r>
+        <w:t>Type</w:t>
+      </w:r>
+    </w:p>
+    <w:p>
+      <w:pPr>
+        <w:spacing w:after="40"/>
+        <w:ind w:left="680" w:hanging="227"/>
+      </w:pPr>
+      <w:r>
+        <w:t xml:space="preserve">• </w:t>
+      </w:r>
+      <w:r>
+        <w:t>Priority</w:t>
+      </w:r>
+    </w:p>
+    <w:p>
+      <w:pPr>
+        <w:spacing w:after="40"/>
+        <w:ind w:left="680" w:hanging="227"/>
+      </w:pPr>
+      <w:r>
+        <w:t xml:space="preserve">• </w:t>
+      </w:r>
+      <w:r>
+        <w:t>Status</w:t>
+      </w:r>
+    </w:p>
+    <w:p>
+      <w:pPr>
+        <w:spacing w:after="40"/>
+        <w:ind w:left="680" w:hanging="227"/>
+      </w:pPr>
+      <w:r>
+        <w:t xml:space="preserve">• </w:t>
+      </w:r>
+      <w:r>
+        <w:t>Reported Date/Time</w:t>
       </w:r>
     </w:p>
     <w:p>
@@ -2735,7 +2761,7 @@
         <w:t xml:space="preserve">5. </w:t>
       </w:r>
       <w:r>
-        <w:t>Click Edit Assignment.</w:t>
+        <w:t>Click Save.</w:t>
       </w:r>
     </w:p>
     <w:p>
@@ -2750,7 +2776,7 @@
         <w:t xml:space="preserve">6. </w:t>
       </w:r>
       <w:r>
-        <w:t>In the Compact Layout to Use dropdown at the top, select MTA Case Compact.</w:t>
+        <w:t>Click the Compact Layout Assignment button at the top.</w:t>
       </w:r>
     </w:p>
     <w:p>
@@ -2763,6 +2789,36 @@
           <w:b/>
         </w:rPr>
         <w:t xml:space="preserve">7. </w:t>
+      </w:r>
+      <w:r>
+        <w:t>Click Edit Assignment.</w:t>
+      </w:r>
+    </w:p>
+    <w:p>
+      <w:pPr>
+        <w:spacing w:after="40"/>
+        <w:ind w:left="340" w:hanging="340"/>
+      </w:pPr>
+      <w:r>
+        <w:rPr>
+          <w:b/>
+        </w:rPr>
+        <w:t xml:space="preserve">8. </w:t>
+      </w:r>
+      <w:r>
+        <w:t>In the Compact Layout to Use dropdown at the top, select MTA Case Compact.</w:t>
+      </w:r>
+    </w:p>
+    <w:p>
+      <w:pPr>
+        <w:spacing w:after="40"/>
+        <w:ind w:left="340" w:hanging="340"/>
+      </w:pPr>
+      <w:r>
+        <w:rPr>
+          <w:b/>
+        </w:rPr>
+        <w:t xml:space="preserve">9. </w:t>
       </w:r>
       <w:r>
         <w:t>Shift-click each of the four Record Types (NYCT, LIRR, MNR, B&amp;T). Click Save.</w:t>
@@ -2778,7 +2834,7 @@
           <w:color w:val="1F4E79"/>
           <w:sz w:val="28"/>
         </w:rPr>
-        <w:t>Part 8 — Create the list views (5 min)</w:t>
+        <w:t>Part 8: Create the list views (5 min)</w:t>
       </w:r>
     </w:p>
     <w:p>
@@ -2795,7 +2851,7 @@
           <w:b/>
           <w:sz w:val="24"/>
         </w:rPr>
-        <w:t>8.1 — Open Cases</w:t>
+        <w:t>8.1: Open Cases</w:t>
       </w:r>
     </w:p>
     <w:p>
@@ -2810,7 +2866,7 @@
         <w:t xml:space="preserve">1. </w:t>
       </w:r>
       <w:r>
-        <w:t>Click the App Launcher. Search Cases. Click the result.</w:t>
+        <w:t>Navigate: Return to the ServicePulse 360 app (if you drifted into Setup). Click the App Launcher (nine-dot grid). Search Cases. Click the result. The Cases home page opens.</w:t>
       </w:r>
     </w:p>
     <w:p>
@@ -2900,7 +2956,7 @@
         <w:t xml:space="preserve">7. </w:t>
       </w:r>
       <w:r>
-        <w:t>Click Add Filter. Field: Status. Operator: not equal to. Value: Closed then Done.</w:t>
+        <w:t>Click Add Filter. In the filter dialog: set Field to 'Status', Operator to 'not equal to', Value to 'Closed'. Click Save (the button is labeled Save, not Done).</w:t>
       </w:r>
     </w:p>
     <w:p>
@@ -2927,7 +2983,7 @@
           <w:b/>
           <w:sz w:val="24"/>
         </w:rPr>
-        <w:t>8.2 — All Cases (via Clone)</w:t>
+        <w:t>8.2: All Cases (via Clone)</w:t>
       </w:r>
     </w:p>
     <w:p>
@@ -2942,7 +2998,7 @@
         <w:t xml:space="preserve">1. </w:t>
       </w:r>
       <w:r>
-        <w:t>With Open Cases selected, click the gear icon then Clone.</w:t>
+        <w:t>Navigate: From the ServicePulse 360 app, click the Cases tab. From the list view selector (dropdown near the top-left of the list), choose the 'Open Cases' list view. The Open Cases list view opens.</w:t>
       </w:r>
     </w:p>
     <w:p>
@@ -2957,7 +3013,7 @@
         <w:t xml:space="preserve">2. </w:t>
       </w:r>
       <w:r>
-        <w:t>List Name: All Cases. API Name: All_Cases. All users can see then Save.</w:t>
+        <w:t>With Open Cases selected, click the gear icon then Clone.</w:t>
       </w:r>
     </w:p>
     <w:p>
@@ -2972,7 +3028,7 @@
         <w:t xml:space="preserve">3. </w:t>
       </w:r>
       <w:r>
-        <w:t>Click the gear icon then Edit List Filters.</w:t>
+        <w:t>Click the Filter icon (funnel shape, top-right of the list view). Note: on some screen sizes the Filter panel may already be visible, if you can see the Filter panel on the right side of the list view, you can skip this step.</w:t>
       </w:r>
     </w:p>
     <w:p>
@@ -2985,6 +3041,36 @@
           <w:b/>
         </w:rPr>
         <w:t xml:space="preserve">4. </w:t>
+      </w:r>
+      <w:r>
+        <w:t>List Name: All Cases. API Name: All_Cases. All users can see then Save.</w:t>
+      </w:r>
+    </w:p>
+    <w:p>
+      <w:pPr>
+        <w:spacing w:after="40"/>
+        <w:ind w:left="340" w:hanging="340"/>
+      </w:pPr>
+      <w:r>
+        <w:rPr>
+          <w:b/>
+        </w:rPr>
+        <w:t xml:space="preserve">5. </w:t>
+      </w:r>
+      <w:r>
+        <w:t>Click the gear icon then Edit List Filters.</w:t>
+      </w:r>
+    </w:p>
+    <w:p>
+      <w:pPr>
+        <w:spacing w:after="40"/>
+        <w:ind w:left="340" w:hanging="340"/>
+      </w:pPr>
+      <w:r>
+        <w:rPr>
+          <w:b/>
+        </w:rPr>
+        <w:t xml:space="preserve">6. </w:t>
       </w:r>
       <w:r>
         <w:t>Remove the Status filter (click the X next to it) then Save.</w:t>
@@ -3000,7 +3086,7 @@
           <w:color w:val="1F4E79"/>
           <w:sz w:val="28"/>
         </w:rPr>
-        <w:t>Part 9 — Place custom fields, Case Record Type, and Asset on the Lightning record page via Dynamic Forms (12 min)</w:t>
+        <w:t>Part 9: Place custom fields, Case Record Type, and Asset on the Lightning record page via Dynamic Forms (12 min)</w:t>
       </w:r>
     </w:p>
     <w:p>
@@ -3033,7 +3119,7 @@
           <w:b/>
           <w:sz w:val="24"/>
         </w:rPr>
-        <w:t>9.1 — Open a case and launch the App Builder</w:t>
+        <w:t>9.1: Open a case and launch the App Builder</w:t>
       </w:r>
     </w:p>
     <w:p>
@@ -3048,7 +3134,7 @@
         <w:t xml:space="preserve">1. </w:t>
       </w:r>
       <w:r>
-        <w:t>App Launcher then Cases. Click any existing case (if your org has none, come back to Part 9 after Final Verification Check 1 creates one).</w:t>
+        <w:t>Navigate: Return to the ServicePulse 360 app. Click the App Launcher then Cases. Click any existing case (if your org has none, come back to Part 9 after Final Verification Check 1 creates one).</w:t>
       </w:r>
     </w:p>
     <w:p>
@@ -3075,7 +3161,7 @@
           <w:b/>
           <w:sz w:val="24"/>
         </w:rPr>
-        <w:t>9.2 — Add Reported Date/Time to the canvas</w:t>
+        <w:t>9.2: Add Reported Date/Time to the canvas</w:t>
       </w:r>
     </w:p>
     <w:p>
@@ -3132,7 +3218,7 @@
           <w:b/>
           <w:sz w:val="24"/>
         </w:rPr>
-        <w:t>9.3 — Add Resolution Notes to the canvas</w:t>
+        <w:t>9.3: Add Resolution Notes to the canvas</w:t>
       </w:r>
     </w:p>
     <w:p>
@@ -3174,7 +3260,7 @@
           <w:b/>
           <w:sz w:val="24"/>
         </w:rPr>
-        <w:t>9.4 — Add Case Record Type to the canvas</w:t>
+        <w:t>9.4: Add Case Record Type to the canvas</w:t>
       </w:r>
     </w:p>
     <w:p>
@@ -3216,7 +3302,7 @@
           <w:b/>
           <w:sz w:val="24"/>
         </w:rPr>
-        <w:t>9.5 — Add Asset to the canvas</w:t>
+        <w:t>9.5: Add Asset to the canvas</w:t>
       </w:r>
     </w:p>
     <w:p>
@@ -3258,7 +3344,7 @@
           <w:b/>
           <w:sz w:val="24"/>
         </w:rPr>
-        <w:t>9.6 — Save and activate</w:t>
+        <w:t>9.6: Save and activate</w:t>
       </w:r>
     </w:p>
     <w:p>
@@ -3363,7 +3449,7 @@
           <w:color w:val="1F4E79"/>
           <w:sz w:val="28"/>
         </w:rPr>
-        <w:t>Part 10 — Final Verification: Create your Golden Record (10 min)</w:t>
+        <w:t>Part 10: Final Verification: Create your Golden Record (10 min)</w:t>
       </w:r>
     </w:p>
     <w:p>
@@ -3396,7 +3482,7 @@
           <w:b/>
           <w:sz w:val="24"/>
         </w:rPr>
-        <w:t>10.1 — Confirm the MTA agency Accounts exist (or create them)</w:t>
+        <w:t>10.1: Confirm the MTA agency Accounts exist (or create them)</w:t>
       </w:r>
     </w:p>
     <w:p>
@@ -3411,7 +3497,7 @@
         <w:t xml:space="preserve">1. </w:t>
       </w:r>
       <w:r>
-        <w:t>App Launcher then Accounts.</w:t>
+        <w:t>Navigate: Return to the ServicePulse 360 app. Click the App Launcher then Accounts.</w:t>
       </w:r>
     </w:p>
     <w:p>
@@ -3469,7 +3555,7 @@
           <w:b/>
           <w:sz w:val="24"/>
         </w:rPr>
-        <w:t>10.2 — Create the Golden Record</w:t>
+        <w:t>10.2: Create the Golden Record</w:t>
       </w:r>
     </w:p>
     <w:p>
@@ -3484,7 +3570,7 @@
         <w:t xml:space="preserve">1. </w:t>
       </w:r>
       <w:r>
-        <w:t>App Launcher then Cases then click New (top-right of the page).</w:t>
+        <w:t>Navigate: From the ServicePulse 360 app, click the Cases tab, then click New (top-right of the page).</w:t>
       </w:r>
     </w:p>
     <w:p>
@@ -3671,7 +3757,7 @@
           <w:b/>
           <w:sz w:val="24"/>
         </w:rPr>
-        <w:t>10.3 — Verify everything is wired</w:t>
+        <w:t>10.3: Verify everything is wired</w:t>
       </w:r>
     </w:p>
     <w:p>
@@ -3801,7 +3887,7 @@
           <w:b/>
           <w:sz w:val="24"/>
         </w:rPr>
-        <w:t>10.4 — Switch Record Types (quick sanity check)</w:t>
+        <w:t>10.4: Switch Record Types (quick sanity check)</w:t>
       </w:r>
     </w:p>
     <w:p>

--- a/workshop-site/labs/Lab 01 - Participant.docx
+++ b/workshop-site/labs/Lab 01 - Participant.docx
@@ -2953,11 +2953,9 @@
         <w:rPr>
           <w:b/>
         </w:rPr>
-        <w:t xml:space="preserve">7. </w:t>
-      </w:r>
-      <w:r>
-        <w:t>Click Add Filter. In the filter dialog: set Field to 'Status', Operator to 'not equal to', Value to 'Closed'. Click Save (the button is labeled Save, not Done).</w:t>
-      </w:r>
+        <w:t>7. Click Add Filter. In the filter dialog: set Field to 'Status', Operator to 'not equal to', Value to 'Closed'. Click Save.</w:t>
+      </w:r>
+      <w:r/>
     </w:p>
     <w:p>
       <w:pPr>

--- a/workshop-site/labs/Lab 01 - Participant.docx
+++ b/workshop-site/labs/Lab 01 - Participant.docx
@@ -2217,11 +2217,9 @@
         <w:rPr>
           <w:b/>
         </w:rPr>
-        <w:t xml:space="preserve">1. </w:t>
-      </w:r>
-      <w:r>
-        <w:t>Navigate: From Setup, in the Quick Find box, type 'Object Manager', click it. Click Case. In the left sidebar, click 'Page Layouts' (NOT Lightning Record Pages or Compact Layouts, specifically Page Layouts).</w:t>
-      </w:r>
+        <w:t>1. Navigate: From Setup, in the Quick Find box, type 'Object Manager', click it. Click Case. In the left sidebar, click 'Case Page Layouts'.</w:t>
+      </w:r>
+      <w:r/>
     </w:p>
     <w:p>
       <w:pPr>
@@ -2232,11 +2230,9 @@
         <w:rPr>
           <w:b/>
         </w:rPr>
-        <w:t xml:space="preserve">2. </w:t>
-      </w:r>
-      <w:r>
-        <w:t>In the Page Layouts list, click the layout named 'Case Layout' (there may be other layouts named like 'Case (Marketing) Layout', click the one simply called 'Case Layout').</w:t>
-      </w:r>
+        <w:t>2. In the Page Layouts list, click the layout named 'Case Layout'.</w:t>
+      </w:r>
+      <w:r/>
     </w:p>
     <w:p>
       <w:pPr>
@@ -2430,7 +2426,7 @@
     </w:p>
     <w:p>
       <w:r>
-        <w:t>Navigate: Still on the Case Layout from section 6.2 (if you clicked away, return to Setup, Object Manager, Case, Page Layouts, click 'Case Layout').</w:t>
+        <w:t>Navigate: Still on the Case Layout from section 6.2 (if you clicked away, return to Setup, Object Manager, Case, Case Page Layouts, click 'Case Layout').</w:t>
       </w:r>
     </w:p>
     <w:p>
@@ -2475,11 +2471,9 @@
         <w:rPr>
           <w:b/>
         </w:rPr>
-        <w:t xml:space="preserve">1. </w:t>
-      </w:r>
-      <w:r>
-        <w:t>Navigate: From Setup, Object Manager, Case, click 'Page Layouts' in the left sidebar, then click the 'Page Layout Assignment' button at the top of the Page Layouts list.</w:t>
-      </w:r>
+        <w:t>1. Navigate: From Setup, Object Manager, Case, click 'Case Page Layouts' in the left sidebar, then click the 'Page Layout Assignment' button at the top of the Page Layouts list.</w:t>
+      </w:r>
+      <w:r/>
     </w:p>
     <w:p>
       <w:pPr>
@@ -2510,7 +2504,7 @@
     </w:p>
     <w:p>
       <w:r>
-        <w:t>Navigate: From Setup, Object Manager, Case, click 'Page Layouts' in the left sidebar, click 'Case Layout', then scroll down to the Related Lists section near the bottom of the canvas.</w:t>
+        <w:t>Navigate: From Setup, Object Manager, Case, click 'Case Page Layouts' in the left sidebar, click 'Case Layout', then scroll down to the Related Lists section near the bottom of the canvas.</w:t>
       </w:r>
     </w:p>
     <w:p>

--- a/workshop-site/labs/Lab 01 - Participant.docx
+++ b/workshop-site/labs/Lab 01 - Participant.docx
@@ -715,10 +715,7 @@
         <w:ind w:left="680" w:hanging="227"/>
       </w:pPr>
       <w:r>
-        <w:t xml:space="preserve">• </w:t>
-      </w:r>
-      <w:r>
-        <w:t>P1 - Critical</w:t>
+        <w:t xml:space="preserve">• P1 - Critical</w:t>
       </w:r>
     </w:p>
     <w:p>
@@ -727,10 +724,7 @@
         <w:ind w:left="680" w:hanging="227"/>
       </w:pPr>
       <w:r>
-        <w:t xml:space="preserve">• </w:t>
-      </w:r>
-      <w:r>
-        <w:t>P2 - High</w:t>
+        <w:t xml:space="preserve">• P2 - High</w:t>
       </w:r>
     </w:p>
     <w:p>
@@ -739,10 +733,7 @@
         <w:ind w:left="680" w:hanging="227"/>
       </w:pPr>
       <w:r>
-        <w:t xml:space="preserve">• </w:t>
-      </w:r>
-      <w:r>
-        <w:t>P3 - Medium</w:t>
+        <w:t xml:space="preserve">• P3 - Medium</w:t>
       </w:r>
     </w:p>
     <w:p>
@@ -751,10 +742,7 @@
         <w:ind w:left="680" w:hanging="227"/>
       </w:pPr>
       <w:r>
-        <w:t xml:space="preserve">• </w:t>
-      </w:r>
-      <w:r>
-        <w:t>P4 - Low</w:t>
+        <w:t xml:space="preserve">• P4 - Low</w:t>
       </w:r>
     </w:p>
     <w:p>
@@ -824,10 +812,7 @@
         <w:ind w:left="680" w:hanging="227"/>
       </w:pPr>
       <w:r>
-        <w:t xml:space="preserve">• </w:t>
-      </w:r>
-      <w:r>
-        <w:t>Click Deactivate next to High then confirm.</w:t>
+        <w:t xml:space="preserve">• Click Deactivate next to High then confirm.</w:t>
       </w:r>
     </w:p>
     <w:p>
@@ -836,10 +821,7 @@
         <w:ind w:left="680" w:hanging="227"/>
       </w:pPr>
       <w:r>
-        <w:t xml:space="preserve">• </w:t>
-      </w:r>
-      <w:r>
-        <w:t>Click Deactivate next to Medium then confirm.</w:t>
+        <w:t xml:space="preserve">• Click Deactivate next to Medium then confirm.</w:t>
       </w:r>
     </w:p>
     <w:p>
@@ -848,10 +830,7 @@
         <w:ind w:left="680" w:hanging="227"/>
       </w:pPr>
       <w:r>
-        <w:t xml:space="preserve">• </w:t>
-      </w:r>
-      <w:r>
-        <w:t>Click Deactivate next to Low then confirm.</w:t>
+        <w:t xml:space="preserve">• Click Deactivate next to Low then confirm.</w:t>
       </w:r>
     </w:p>
     <w:p>
@@ -2297,10 +2276,7 @@
         <w:ind w:left="680" w:hanging="227"/>
       </w:pPr>
       <w:r>
-        <w:t xml:space="preserve">• </w:t>
-      </w:r>
-      <w:r>
-        <w:t>Type</w:t>
+        <w:t xml:space="preserve">• Type</w:t>
       </w:r>
     </w:p>
     <w:p>
@@ -2309,10 +2285,7 @@
         <w:ind w:left="680" w:hanging="227"/>
       </w:pPr>
       <w:r>
-        <w:t xml:space="preserve">• </w:t>
-      </w:r>
-      <w:r>
-        <w:t>Priority</w:t>
+        <w:t xml:space="preserve">• Priority</w:t>
       </w:r>
     </w:p>
     <w:p>
@@ -2321,10 +2294,7 @@
         <w:ind w:left="680" w:hanging="227"/>
       </w:pPr>
       <w:r>
-        <w:t xml:space="preserve">• </w:t>
-      </w:r>
-      <w:r>
-        <w:t>Status</w:t>
+        <w:t xml:space="preserve">• Status</w:t>
       </w:r>
     </w:p>
     <w:p>
@@ -2333,10 +2303,7 @@
         <w:ind w:left="680" w:hanging="227"/>
       </w:pPr>
       <w:r>
-        <w:t xml:space="preserve">• </w:t>
-      </w:r>
-      <w:r>
-        <w:t>Reported Date/Time</w:t>
+        <w:t xml:space="preserve">• Reported Date/Time</w:t>
       </w:r>
     </w:p>
     <w:p>
@@ -2345,10 +2312,7 @@
         <w:ind w:left="680" w:hanging="227"/>
       </w:pPr>
       <w:r>
-        <w:t xml:space="preserve">• </w:t>
-      </w:r>
-      <w:r>
-        <w:t>Asset</w:t>
+        <w:t xml:space="preserve">• Asset</w:t>
       </w:r>
     </w:p>
     <w:p>
@@ -2603,6 +2567,119 @@
       </w:r>
       <w:r>
         <w:t>The Case Layout's Related Lists section is now focused on just what MTA dispatchers reference during triage.</w:t>
+      </w:r>
+    </w:p>
+    <w:p>
+      <w:pPr>
+        <w:spacing w:before="160" w:after="40"/>
+      </w:pPr>
+      <w:r>
+        <w:rPr>
+          <w:b/>
+          <w:sz w:val="24"/>
+        </w:rPr>
+        <w:t>6.6: Remove unused Pronto fields from the Case Layout</w:t>
+      </w:r>
+    </w:p>
+    <w:p>
+      <w:r>
+        <w:t>Navigate: Still on the Case Layout (Setup, Object Manager, Case, 'Case Page Layouts', 'Case Layout').</w:t>
+      </w:r>
+    </w:p>
+    <w:p>
+      <w:r>
+        <w:t>The Case Layout carries fields left over from the Pronto starter content that don't apply to MTA's Case model. Removing them now keeps the layout focused.</w:t>
+      </w:r>
+    </w:p>
+    <w:p>
+      <w:pPr>
+        <w:spacing w:after="40"/>
+        <w:ind w:left="340" w:hanging="340"/>
+      </w:pPr>
+      <w:r>
+        <w:rPr>
+          <w:b/>
+        </w:rPr>
+        <w:t xml:space="preserve">1. </w:t>
+      </w:r>
+      <w:r>
+        <w:t>Scroll to the Related Storefront section. Hover over its header and click the minus icon to remove the entire section from the layout.</w:t>
+      </w:r>
+    </w:p>
+    <w:p>
+      <w:pPr>
+        <w:spacing w:after="40"/>
+        <w:ind w:left="340" w:hanging="340"/>
+      </w:pPr>
+      <w:r>
+        <w:rPr>
+          <w:b/>
+        </w:rPr>
+        <w:t xml:space="preserve">2. </w:t>
+      </w:r>
+      <w:r>
+        <w:t>Locate the Business Account field on the layout. Hover over it and click the minus icon to remove it.</w:t>
+      </w:r>
+    </w:p>
+    <w:p>
+      <w:pPr>
+        <w:spacing w:after="40"/>
+        <w:ind w:left="340" w:hanging="340"/>
+      </w:pPr>
+      <w:r>
+        <w:rPr>
+          <w:b/>
+        </w:rPr>
+        <w:t xml:space="preserve">3. </w:t>
+      </w:r>
+      <w:r>
+        <w:t>Locate the Storefront field on the layout. Hover over it and click the minus icon to remove it.</w:t>
+      </w:r>
+    </w:p>
+    <w:p>
+      <w:pPr>
+        <w:spacing w:after="40"/>
+        <w:ind w:left="340" w:hanging="340"/>
+      </w:pPr>
+      <w:r>
+        <w:rPr>
+          <w:b/>
+        </w:rPr>
+        <w:t xml:space="preserve">4. </w:t>
+      </w:r>
+      <w:r>
+        <w:t>Locate the Case Reason field on the layout. Hover over it and click the minus icon to remove it.</w:t>
+      </w:r>
+    </w:p>
+    <w:p>
+      <w:pPr>
+        <w:spacing w:after="40"/>
+        <w:ind w:left="340" w:hanging="340"/>
+      </w:pPr>
+      <w:r>
+        <w:rPr>
+          <w:b/>
+        </w:rPr>
+        <w:t xml:space="preserve">5. </w:t>
+      </w:r>
+      <w:r>
+        <w:t>Click Save at the top. Confirm Yes if prompted.</w:t>
+      </w:r>
+    </w:p>
+    <w:p>
+      <w:pPr>
+        <w:spacing w:before="80" w:after="80"/>
+        <w:ind w:left="227"/>
+      </w:pPr>
+      <w:r>
+        <w:rPr>
+          <w:b/>
+          <w:color w:val="5C3F92"/>
+        </w:rPr>
+        <w:t xml:space="preserve">Verified? Great job!: </w:t>
+      </w:r>
+      <w:r>
+        <w:t>The Case Layout no longer shows Related Storefront, Business Account, Storefront, or Case Reason. Everything remaining on the layout is relevant to MTA's Case model.</w:t>
       </w:r>
     </w:p>
     <w:p>
@@ -2689,10 +2766,7 @@
         <w:ind w:left="680" w:hanging="227"/>
       </w:pPr>
       <w:r>
-        <w:t xml:space="preserve">• </w:t>
-      </w:r>
-      <w:r>
-        <w:t>Case Number</w:t>
+        <w:t xml:space="preserve">• Case Number</w:t>
       </w:r>
     </w:p>
     <w:p>
@@ -2701,10 +2775,7 @@
         <w:ind w:left="680" w:hanging="227"/>
       </w:pPr>
       <w:r>
-        <w:t xml:space="preserve">• </w:t>
-      </w:r>
-      <w:r>
-        <w:t>Type</w:t>
+        <w:t xml:space="preserve">• Type</w:t>
       </w:r>
     </w:p>
     <w:p>
@@ -2713,10 +2784,7 @@
         <w:ind w:left="680" w:hanging="227"/>
       </w:pPr>
       <w:r>
-        <w:t xml:space="preserve">• </w:t>
-      </w:r>
-      <w:r>
-        <w:t>Priority</w:t>
+        <w:t xml:space="preserve">• Priority</w:t>
       </w:r>
     </w:p>
     <w:p>
@@ -2725,10 +2793,7 @@
         <w:ind w:left="680" w:hanging="227"/>
       </w:pPr>
       <w:r>
-        <w:t xml:space="preserve">• </w:t>
-      </w:r>
-      <w:r>
-        <w:t>Status</w:t>
+        <w:t xml:space="preserve">• Status</w:t>
       </w:r>
     </w:p>
     <w:p>
@@ -2737,10 +2802,7 @@
         <w:ind w:left="680" w:hanging="227"/>
       </w:pPr>
       <w:r>
-        <w:t xml:space="preserve">• </w:t>
-      </w:r>
-      <w:r>
-        <w:t>Reported Date/Time</w:t>
+        <w:t xml:space="preserve">• Reported Date/Time</w:t>
       </w:r>
     </w:p>
     <w:p>
@@ -3126,7 +3188,7 @@
         <w:t xml:space="preserve">1. </w:t>
       </w:r>
       <w:r>
-        <w:t>Navigate: Return to the ServicePulse 360 app. Click the App Launcher then Cases. Click any existing case (if your org has none, come back to Part 9 after Final Verification Check 1 creates one).</w:t>
+        <w:t>Navigate: Return to the ServicePulse 360 app. Click the App Launcher then Cases. Click any existing case (if your org has none, come back to Part 9 after you complete Part 10, Final Verification, which creates one).</w:t>
       </w:r>
     </w:p>
     <w:p>
@@ -3183,7 +3245,7 @@
         <w:t xml:space="preserve">2. </w:t>
       </w:r>
       <w:r>
-        <w:t>In the Quick Find box at the top of the Fields panel, type Reported. Reported Date/Time appears in the list.</w:t>
+        <w:t>In the Search box at the top of the Fields panel, type Reported. Reported Date/Time appears in the list.</w:t>
       </w:r>
     </w:p>
     <w:p>
@@ -3198,7 +3260,7 @@
         <w:t xml:space="preserve">3. </w:t>
       </w:r>
       <w:r>
-        <w:t>Drag Reported Date/Time onto the canvas. A natural placement is inside the existing Case Details section (if present) or at the top of the main field section.</w:t>
+        <w:t>Reported Date/Time is already placed on the canvas. Confirm it's visible, ideally in the Case Details section. If it's missing, drag it from the Fields panel onto the canvas now.</w:t>
       </w:r>
     </w:p>
     <w:p>
@@ -3225,7 +3287,7 @@
         <w:t xml:space="preserve">1. </w:t>
       </w:r>
       <w:r>
-        <w:t>In the Fields panel's Quick Find, clear the previous search and type Resolution. Resolution Notes appears.</w:t>
+        <w:t>In the Fields panel’s Search box, clear the previous search and type Resolution. Resolution Notes appears.</w:t>
       </w:r>
     </w:p>
     <w:p>
@@ -3267,7 +3329,7 @@
         <w:t xml:space="preserve">1. </w:t>
       </w:r>
       <w:r>
-        <w:t>In the Fields panel's Quick Find, clear the previous search and type Record Type. Case Record Type appears.</w:t>
+        <w:t>In the Fields panel’s Search box, clear the previous search and type Record Type. Case Record Type appears.</w:t>
       </w:r>
     </w:p>
     <w:p>
@@ -3309,7 +3371,7 @@
         <w:t xml:space="preserve">1. </w:t>
       </w:r>
       <w:r>
-        <w:t>In the Fields panel's Quick Find, clear the previous search and type Asset. Asset appears.</w:t>
+        <w:t>In the Fields panel’s Search box, clear the previous search and type Asset. Asset appears.</w:t>
       </w:r>
     </w:p>
     <w:p>
@@ -3462,7 +3524,7 @@
         <w:t xml:space="preserve">Golden Record spec: </w:t>
       </w:r>
       <w:r>
-        <w:t>Your Golden Record will have: Record Type = NYCT, Priority = P3 - Medium, Status = New, Type = Track Defect, Case Origin = Phone, Reported Date/Time = (auto), Subject = "Golden Record: Workshop reference case", Contact Name = (one of your workshop org's contacts; agency-aligned contacts like Marcus Chen, Priya Patel, Elena Rodriguez, or James O'Brien are pre-populated if available), Account Name = "MTA New York City Transit".</w:t>
+        <w:t>Your Golden Record will have: Record Type = NYCT, Priority = P3 - Medium, Status = New, Type = Track Defect, Case Origin = Phone, Reported Date/Time = (auto), Subject = "Golden Record: Workshop reference case", Description = (a short narrative of the reported issue), Contact Name = (one of your workshop org's contacts; agency-aligned contacts like Marcus Chen, Priya Patel, Elena Rodriguez, or James O'Brien are pre-populated if available), Account Name = "MTA New York City Transit".</w:t>
       </w:r>
     </w:p>
     <w:p>
@@ -3524,22 +3586,6 @@
     </w:p>
     <w:p>
       <w:pPr>
-        <w:spacing w:before="80" w:after="80"/>
-        <w:ind w:left="227"/>
-      </w:pPr>
-      <w:r>
-        <w:rPr>
-          <w:b/>
-          <w:color w:val="B45F06"/>
-        </w:rPr>
-        <w:t xml:space="preserve">If the MTA Accounts are missing: </w:t>
-      </w:r>
-      <w:r>
-        <w:t>Your workshop org may not have been pre-deployed with them. Create them yourself before continuing. Click New (top-right) then pick any Account record type if prompted (standard Account is fine). Account Name: MTA New York City Transit. Industry: Transportation (optional). Save. Repeat for MTA Long Island Rail Road, MTA Metro-North Railroad, MTA Bridges and Tunnels. (For today, you only strictly need MTA New York City Transit for your Golden Record; the others are useful for later labs.)</w:t>
-      </w:r>
-    </w:p>
-    <w:p>
-      <w:pPr>
         <w:spacing w:before="160" w:after="40"/>
       </w:pPr>
       <w:r>
@@ -3717,7 +3763,7 @@
         <w:t xml:space="preserve">11. </w:t>
       </w:r>
       <w:r>
-        <w:t>Scroll down to any additional required fields on the layout (red asterisk) and populate them with reasonable test values.</w:t>
+        <w:t>Description: enter a sentence or two describing the reported issue, for example "Track circuit fault reported near 125th St interlocking; dispatcher holding trains on affected track pending inspection."</w:t>
       </w:r>
     </w:p>
     <w:p>
@@ -3730,6 +3776,21 @@
           <w:b/>
         </w:rPr>
         <w:t xml:space="preserve">12. </w:t>
+      </w:r>
+      <w:r>
+        <w:t>Scroll down to any additional required fields on the layout (red asterisk) and populate them with reasonable test values.</w:t>
+      </w:r>
+    </w:p>
+    <w:p>
+      <w:pPr>
+        <w:spacing w:after="40"/>
+        <w:ind w:left="340" w:hanging="340"/>
+      </w:pPr>
+      <w:r>
+        <w:rPr>
+          <w:b/>
+        </w:rPr>
+        <w:t xml:space="preserve">13. </w:t>
       </w:r>
       <w:r>
         <w:t>Click Save.</w:t>
@@ -3773,10 +3834,7 @@
         <w:ind w:left="680" w:hanging="227"/>
       </w:pPr>
       <w:r>
-        <w:t xml:space="preserve">• </w:t>
-      </w:r>
-      <w:r>
-        <w:t>Priority shows P3 - Medium (proves Priority customization)</w:t>
+        <w:t xml:space="preserve">• Priority shows P3 - Medium (proves Priority customization)</w:t>
       </w:r>
     </w:p>
     <w:p>
@@ -3785,10 +3843,7 @@
         <w:ind w:left="680" w:hanging="227"/>
       </w:pPr>
       <w:r>
-        <w:t xml:space="preserve">• </w:t>
-      </w:r>
-      <w:r>
-        <w:t>Type shows Track Defect, and the picklist is restricted to the six NYCT values if you click Edit (proves Type customization + per-Record-Type restriction)</w:t>
+        <w:t xml:space="preserve">• Type shows Track Defect, and the picklist is restricted to the six NYCT values if you click Edit (proves Type customization + per-Record-Type restriction)</w:t>
       </w:r>
     </w:p>
     <w:p>
@@ -3797,10 +3852,7 @@
         <w:ind w:left="680" w:hanging="227"/>
       </w:pPr>
       <w:r>
-        <w:t xml:space="preserve">• </w:t>
-      </w:r>
-      <w:r>
-        <w:t>Reported Date/Time is populated and visible on the canvas (proves Part 9 placed it correctly)</w:t>
+        <w:t xml:space="preserve">• Reported Date/Time is populated and visible on the canvas (proves Part 9 placed it correctly)</w:t>
       </w:r>
     </w:p>
     <w:p>
@@ -3809,10 +3861,7 @@
         <w:ind w:left="680" w:hanging="227"/>
       </w:pPr>
       <w:r>
-        <w:t xml:space="preserve">• </w:t>
-      </w:r>
-      <w:r>
-        <w:t>Resolution Notes is visible on the canvas but empty (proves Part 9 placed it correctly)</w:t>
+        <w:t xml:space="preserve">• Resolution Notes is visible on the canvas but empty (proves Part 9 placed it correctly)</w:t>
       </w:r>
     </w:p>
     <w:p>
@@ -3821,10 +3870,7 @@
         <w:ind w:left="680" w:hanging="227"/>
       </w:pPr>
       <w:r>
-        <w:t xml:space="preserve">• </w:t>
-      </w:r>
-      <w:r>
-        <w:t>Contact Name is populated with the contact you chose</w:t>
+        <w:t xml:space="preserve">• Description is populated with the narrative you entered</w:t>
       </w:r>
     </w:p>
     <w:p>
@@ -3833,10 +3879,16 @@
         <w:ind w:left="680" w:hanging="227"/>
       </w:pPr>
       <w:r>
-        <w:t xml:space="preserve">• </w:t>
-      </w:r>
-      <w:r>
-        <w:t>Account Name shows MTA New York City Transit</w:t>
+        <w:t xml:space="preserve">• Contact Name is populated with the contact you chose</w:t>
+      </w:r>
+    </w:p>
+    <w:p>
+      <w:pPr>
+        <w:spacing w:after="40"/>
+        <w:ind w:left="680" w:hanging="227"/>
+      </w:pPr>
+      <w:r>
+        <w:t xml:space="preserve">• Account Name shows MTA New York City Transit</w:t>
       </w:r>
     </w:p>
     <w:p>
@@ -4018,7 +4070,7 @@
         <w:spacing w:after="40"/>
       </w:pPr>
       <w:r>
-        <w:t>MTA New York City Transit doesn't appear in the Account Name picker: it wasn't pre-deployed. Follow the "If the MTA Accounts are missing" callout in Part 10.1 to create it.</w:t>
+        <w:t>MTA New York City Transit doesn't appear in the Account Name picker: tell your instructor, your org may not have been pre-deployed correctly.</w:t>
       </w:r>
     </w:p>
     <w:p>

--- a/workshop-site/labs/Lab 01 - Participant.docx
+++ b/workshop-site/labs/Lab 01 - Participant.docx
@@ -3025,6 +3025,21 @@
         <w:t xml:space="preserve">8. </w:t>
       </w:r>
       <w:r>
+        <w:t>Click Add Filter again. In the filter dialog: set Field to 'Account Name', Operator to 'contains', Value to 'MTA'. Click Save. This keeps the list focused on MTA agency Cases and filters out the Pronto template's demo Cases.</w:t>
+      </w:r>
+    </w:p>
+    <w:p>
+      <w:pPr>
+        <w:spacing w:after="40"/>
+        <w:ind w:left="340" w:hanging="340"/>
+      </w:pPr>
+      <w:r>
+        <w:rPr>
+          <w:b/>
+        </w:rPr>
+        <w:t xml:space="preserve">9. </w:t>
+      </w:r>
+      <w:r>
         <w:t>Click the gear icon then Select Fields to Display. Add: Case Number, Case Record Type, Priority, Status, Type, Reported Date/Time, Contact Name. Click Save.</w:t>
       </w:r>
     </w:p>
@@ -3127,7 +3142,7 @@
         <w:t xml:space="preserve">6. </w:t>
       </w:r>
       <w:r>
-        <w:t>Remove the Status filter (click the X next to it) then Save.</w:t>
+        <w:t>Remove the Status filter (click the X next to it). Leave the Account Name filter in place, it carried over from the clone. Click Save.</w:t>
       </w:r>
     </w:p>
     <w:p>
